--- a/report_style_template.docx
+++ b/report_style_template.docx
@@ -1,13 +1,16 @@
 
 <file path=word/document.xml><?xml version="1.0" encoding="utf-8"?>
-<w:document xmlns:wpc="http://schemas.microsoft.com/office/word/2010/wordprocessingCanvas" xmlns:cx="http://schemas.microsoft.com/office/drawing/2014/chartex" xmlns:cx1="http://schemas.microsoft.com/office/drawing/2015/9/8/chartex" xmlns:cx2="http://schemas.microsoft.com/office/drawing/2015/10/21/chartex" xmlns:cx3="http://schemas.microsoft.com/office/drawing/2016/5/9/chartex" xmlns:cx4="http://schemas.microsoft.com/office/drawing/2016/5/10/chartex" xmlns:cx5="http://schemas.microsoft.com/office/drawing/2016/5/11/chartex" xmlns:cx6="http://schemas.microsoft.com/office/drawing/2016/5/12/chartex" xmlns:cx7="http://schemas.microsoft.com/office/drawing/2016/5/13/chartex" xmlns:cx8="http://schemas.microsoft.com/office/drawing/2016/5/14/chartex" xmlns:mc="http://schemas.openxmlformats.org/markup-compatibility/2006" xmlns:aink="http://schemas.microsoft.com/office/drawing/2016/ink" xmlns:am3d="http://schemas.microsoft.com/office/drawing/2017/model3d" xmlns:o="urn:schemas-microsoft-com:office:office" xmlns:oel="http://schemas.microsoft.com/office/2019/extlst" xmlns:r="http://schemas.openxmlformats.org/officeDocument/2006/relationships" xmlns:m="http://schemas.openxmlformats.org/officeDocument/2006/math" xmlns:v="urn:schemas-microsoft-com:vml" xmlns:wp14="http://schemas.microsoft.com/office/word/2010/wordprocessingDrawing" xmlns:wp="http://schemas.openxmlformats.org/drawingml/2006/wordprocessingDrawing" xmlns:w10="urn:schemas-microsoft-com:office:word" xmlns:w="http://schemas.openxmlformats.org/wordprocessingml/2006/main" xmlns:w14="http://schemas.microsoft.com/office/word/2010/wordml" xmlns:w15="http://schemas.microsoft.com/office/word/2012/wordml" xmlns:w16cex="http://schemas.microsoft.com/office/word/2018/wordml/cex" xmlns:w16cid="http://schemas.microsoft.com/office/word/2016/wordml/cid" xmlns:w16="http://schemas.microsoft.com/office/word/2018/wordml" xmlns:w16du="http://schemas.microsoft.com/office/word/2023/wordml/word16du" xmlns:w16sdtdh="http://schemas.microsoft.com/office/word/2020/wordml/sdtdatahash" xmlns:w16sdtfl="http://schemas.microsoft.com/office/word/2024/wordml/sdtformatlock" xmlns:w16se="http://schemas.microsoft.com/office/word/2015/wordml/symex" xmlns:wpg="http://schemas.microsoft.com/office/word/2010/wordprocessingGroup" xmlns:wpi="http://schemas.microsoft.com/office/word/2010/wordprocessingInk" xmlns:wne="http://schemas.microsoft.com/office/word/2006/wordml" xmlns:wps="http://schemas.microsoft.com/office/word/2010/wordprocessingShape" mc:Ignorable="w14 w15 w16se w16cid w16 w16cex w16sdtdh w16sdtfl w16du wp14">
+<w:document xmlns:wpc="http://schemas.microsoft.com/office/word/2010/wordprocessingCanvas" xmlns:cx="http://schemas.microsoft.com/office/drawing/2014/chartex" xmlns:cx1="http://schemas.microsoft.com/office/drawing/2015/9/8/chartex" xmlns:cx2="http://schemas.microsoft.com/office/drawing/2015/10/21/chartex" xmlns:cx3="http://schemas.microsoft.com/office/drawing/2016/5/9/chartex" xmlns:cx4="http://schemas.microsoft.com/office/drawing/2016/5/10/chartex" xmlns:cx5="http://schemas.microsoft.com/office/drawing/2016/5/11/chartex" xmlns:cx6="http://schemas.microsoft.com/office/drawing/2016/5/12/chartex" xmlns:cx7="http://schemas.microsoft.com/office/drawing/2016/5/13/chartex" xmlns:cx8="http://schemas.microsoft.com/office/drawing/2016/5/14/chartex" xmlns:mc="http://schemas.openxmlformats.org/markup-compatibility/2006" xmlns:aink="http://schemas.microsoft.com/office/drawing/2016/ink" xmlns:am3d="http://schemas.microsoft.com/office/drawing/2017/model3d" xmlns:o="urn:schemas-microsoft-com:office:office" xmlns:oel="http://schemas.microsoft.com/office/2019/extlst" xmlns:r="http://schemas.openxmlformats.org/officeDocument/2006/relationships" xmlns:m="http://schemas.openxmlformats.org/officeDocument/2006/math" xmlns:v="urn:schemas-microsoft-com:vml" xmlns:wp14="http://schemas.microsoft.com/office/word/2010/wordprocessingDrawing" xmlns:wp="http://schemas.openxmlformats.org/drawingml/2006/wordprocessingDrawing" xmlns:w10="urn:schemas-microsoft-com:office:word" xmlns:w="http://schemas.openxmlformats.org/wordprocessingml/2006/main" xmlns:w14="http://schemas.microsoft.com/office/word/2010/wordml" xmlns:w15="http://schemas.microsoft.com/office/word/2012/wordml" xmlns:w16cei="http://schemas.microsoft.com/office/word/2026/wordml/cei" xmlns:w16cex="http://schemas.microsoft.com/office/word/2018/wordml/cex" xmlns:w16cid="http://schemas.microsoft.com/office/word/2016/wordml/cid" xmlns:w16="http://schemas.microsoft.com/office/word/2018/wordml" xmlns:w16du="http://schemas.microsoft.com/office/word/2023/wordml/word16du" xmlns:w16sdtdh="http://schemas.microsoft.com/office/word/2020/wordml/sdtdatahash" xmlns:w16sdtfl="http://schemas.microsoft.com/office/word/2024/wordml/sdtformatlock" xmlns:w16se="http://schemas.microsoft.com/office/word/2015/wordml/symex" xmlns:wpg="http://schemas.microsoft.com/office/word/2010/wordprocessingGroup" xmlns:wpi="http://schemas.microsoft.com/office/word/2010/wordprocessingInk" xmlns:wne="http://schemas.microsoft.com/office/word/2006/wordml" xmlns:wps="http://schemas.microsoft.com/office/word/2010/wordprocessingShape" mc:Ignorable="w14 w15 w16se w16cid w16 w16cex w16sdtdh w16sdtfl w16du wp14">
   <w:body>
     <w:p>
       <w:pPr>
         <w:pStyle w:val="Title"/>
       </w:pPr>
       <w:r>
-        <w:t>U.S. Territory Preterm Births during 2020-2023 [COMPLETE EXAMPLE]</w:t>
+        <w:t>Title</w:t>
+      </w:r>
+      <w:r>
+        <w:t xml:space="preserve"> Header (YAML Title)</w:t>
       </w:r>
     </w:p>
     <w:p>
@@ -15,15 +18,17 @@
         <w:pStyle w:val="Subtitle"/>
       </w:pPr>
       <w:r>
-        <w:t>Prepared by Dr. Katie Labgold</w:t>
-      </w:r>
-    </w:p>
-    <w:p>
-      <w:pPr>
-        <w:pStyle w:val="Date"/>
-      </w:pPr>
-      <w:r>
-        <w:t>Last updated: 07/24/2026</w:t>
+        <w:rPr>
+          <w:rStyle w:val="SubtitleChar"/>
+          <w:b/>
+        </w:rPr>
+        <w:t>Subtitle Header (YAML Subtitle)</w:t>
+      </w:r>
+      <w:r>
+        <w:br/>
+      </w:r>
+      <w:r>
+        <w:t>Date Headers (YAML Date)</w:t>
       </w:r>
     </w:p>
     <w:p>
@@ -32,7 +37,54 @@
       </w:pPr>
       <w:bookmarkStart w:id="0" w:name="key-findings"/>
       <w:r>
-        <w:t>Key Findings</w:t>
+        <w:t>Head</w:t>
+      </w:r>
+      <w:r>
+        <w:t>ing 2 (##)</w:t>
+      </w:r>
+    </w:p>
+    <w:p>
+      <w:r>
+        <w:t xml:space="preserve">This template will tell R </w:t>
+      </w:r>
+      <w:r>
+        <w:t>M</w:t>
+      </w:r>
+      <w:r>
+        <w:t>arkdown how to format specific styles</w:t>
+      </w:r>
+      <w:r>
+        <w:t xml:space="preserve"> that correspond to R Markdown recognized formats. To ensure R Markdown recognizes your color, font, size, and other formatting choices, you need to edit the pre-defined styles in “Styles” in the upper toolbar.</w:t>
+      </w:r>
+      <w:r>
+        <w:t xml:space="preserve"> </w:t>
+      </w:r>
+    </w:p>
+    <w:p>
+      <w:r>
+        <w:rPr>
+          <w:b/>
+          <w:bCs/>
+        </w:rPr>
+        <w:t>IMPORTANT:</w:t>
+      </w:r>
+      <w:r>
+        <w:t xml:space="preserve"> Changing these directly in the text document WILL NOT translate to the R Markdown output. You must change the styles!</w:t>
+      </w:r>
+    </w:p>
+    <w:p>
+      <w:r>
+        <w:t>To edit a style, right click the style name, click “Modify”, and make any style/format changes you wish!</w:t>
+      </w:r>
+    </w:p>
+    <w:p>
+      <w:r>
+        <w:t>---</w:t>
+      </w:r>
+    </w:p>
+    <w:p>
+      <w:r>
+        <w:t>R Markdown will recognize the following styles:</w:t>
       </w:r>
     </w:p>
     <w:p>
@@ -43,7 +95,7 @@
         </w:numPr>
       </w:pPr>
       <w:r>
-        <w:t>The number of live births in US Territories increased from 23200 births in 2020 to 23200 births in 2020.</w:t>
+        <w:t>Title: corresponding to the YAML Title</w:t>
       </w:r>
     </w:p>
     <w:p>
@@ -54,7 +106,7 @@
         </w:numPr>
       </w:pPr>
       <w:r>
-        <w:t>The preterm birth rate was 11.7 preterm births per 100 live births in 2024, up from 11.5 preterm births per 100 live births in 2020.</w:t>
+        <w:t>Subtitle: corresponding to the YAML Subtitle</w:t>
       </w:r>
     </w:p>
     <w:p>
@@ -65,7 +117,7 @@
         </w:numPr>
       </w:pPr>
       <w:r>
-        <w:t>Mothers ages Under 15 Years had the highest preterm birth rate during 2020-2024 (25 per 100 live births), while mothers ages 25-34 Years had the lowest preterm birth rate during 2020-2024 (11.4 per 100 live births).</w:t>
+        <w:t>Date: corresponding to the YAML Date</w:t>
       </w:r>
     </w:p>
     <w:p>
@@ -76,7 +128,7 @@
         </w:numPr>
       </w:pPr>
       <w:r>
-        <w:t>Mothers reported to be of Non-Hispanic Native Hawaiian and Other Pacific Islander race and ethnicity had the highest preterm birth rate during 2020-2024 (13 per 100 live births), while mothers reported to be of Non-Hispanic American Indian and Alaska Native race and ethnicity had the lowest preterm birth rate during 2020-2024 (7.3 per 100 live births).</w:t>
+        <w:t>Heading 1: corresponding to headers defined by 1 hashtag (#)</w:t>
       </w:r>
     </w:p>
     <w:p>
@@ -87,7 +139,51 @@
         </w:numPr>
       </w:pPr>
       <w:r>
-        <w:t>The preterm birth rate was higher for mothers with any diabetes and any hypertension, with a rate 1.6 and 2.7 times the rate for no diabetes and no hypertension, respectively.</w:t>
+        <w:t>Heading 2: corresponding to headers defined by 2 hashtags (##)</w:t>
+      </w:r>
+    </w:p>
+    <w:p>
+      <w:pPr>
+        <w:numPr>
+          <w:ilvl w:val="0"/>
+          <w:numId w:val="4"/>
+        </w:numPr>
+      </w:pPr>
+      <w:r>
+        <w:t>Heading 3: corresponding to headers defined by 3 hashtags (###)</w:t>
+      </w:r>
+    </w:p>
+    <w:p>
+      <w:pPr>
+        <w:numPr>
+          <w:ilvl w:val="0"/>
+          <w:numId w:val="4"/>
+        </w:numPr>
+      </w:pPr>
+      <w:r>
+        <w:t>Normal text: Free text</w:t>
+      </w:r>
+    </w:p>
+    <w:p>
+      <w:pPr>
+        <w:numPr>
+          <w:ilvl w:val="0"/>
+          <w:numId w:val="4"/>
+        </w:numPr>
+      </w:pPr>
+      <w:r>
+        <w:t>Hyperlink</w:t>
+      </w:r>
+      <w:r>
+        <w:t>s</w:t>
+      </w:r>
+    </w:p>
+    <w:p>
+      <w:r>
+        <w:t>There are additional tools that can be explored for further customization, but I find that almost all my style needs are met by the above.</w:t>
+      </w:r>
+      <w:r>
+        <w:t xml:space="preserve"> </w:t>
       </w:r>
     </w:p>
     <w:p>
@@ -97,1628 +193,34 @@
       <w:bookmarkStart w:id="1" w:name="Xa7cba5764618c4eda20c7d8e26edf3813b93d0a"/>
       <w:bookmarkEnd w:id="0"/>
       <w:r>
-        <w:t>The number of births increased from 2020 to 2024</w:t>
-      </w:r>
-    </w:p>
-    <w:p>
-      <w:r>
-        <w:t>The number of live births in US Territories increased from 23200 births in 2020 to 23200 births in 2020.</w:t>
-      </w:r>
-    </w:p>
-    <w:p>
-      <w:pPr>
-        <w:keepNext/>
-        <w:pBdr>
-          <w:top w:val="none" w:sz="0" w:space="0" w:color="000000"/>
-          <w:left w:val="none" w:sz="0" w:space="0" w:color="000000"/>
-          <w:bottom w:val="none" w:sz="0" w:space="0" w:color="000000"/>
-          <w:right w:val="none" w:sz="0" w:space="0" w:color="000000"/>
-        </w:pBdr>
-        <w:spacing w:before="60" w:after="60"/>
-        <w:ind w:left="60" w:right="60"/>
-        <w:jc w:val="center"/>
-      </w:pPr>
-      <w:r>
-        <w:t>Table 1: Preterm Birth Rates by Year</w:t>
-      </w:r>
-    </w:p>
-    <w:tbl>
-      <w:tblPr>
-        <w:tblW w:w="0" w:type="auto"/>
-        <w:jc w:val="center"/>
-        <w:tblLayout w:type="fixed"/>
-        <w:tblCellMar>
-          <w:left w:w="10" w:type="dxa"/>
-          <w:right w:w="10" w:type="dxa"/>
-        </w:tblCellMar>
-        <w:tblLook w:val="0420" w:firstRow="1" w:lastRow="0" w:firstColumn="0" w:lastColumn="0" w:noHBand="0" w:noVBand="1"/>
-      </w:tblPr>
-      <w:tblGrid>
-        <w:gridCol w:w="2160"/>
-        <w:gridCol w:w="1728"/>
-        <w:gridCol w:w="1728"/>
-        <w:gridCol w:w="2880"/>
-      </w:tblGrid>
-      <w:tr>
-        <w:trPr>
-          <w:cantSplit/>
-          <w:jc w:val="center"/>
-        </w:trPr>
-        <w:tc>
-          <w:tcPr>
-            <w:tcW w:w="2160" w:type="dxa"/>
-            <w:tcBorders>
-              <w:top w:val="single" w:sz="12" w:space="0" w:color="666666"/>
-              <w:left w:val="none" w:sz="0" w:space="0" w:color="000000"/>
-              <w:bottom w:val="single" w:sz="12" w:space="0" w:color="666666"/>
-              <w:right w:val="none" w:sz="0" w:space="0" w:color="000000"/>
-            </w:tcBorders>
-            <w:shd w:val="clear" w:color="auto" w:fill="5B3DB2"/>
-            <w:tcMar>
-              <w:top w:w="0" w:type="dxa"/>
-              <w:left w:w="0" w:type="dxa"/>
-              <w:bottom w:w="0" w:type="dxa"/>
-              <w:right w:w="0" w:type="dxa"/>
-            </w:tcMar>
-            <w:vAlign w:val="center"/>
-          </w:tcPr>
-          <w:p>
-            <w:pPr>
-              <w:pBdr>
-                <w:top w:val="none" w:sz="0" w:space="0" w:color="000000"/>
-                <w:left w:val="none" w:sz="0" w:space="0" w:color="000000"/>
-                <w:bottom w:val="none" w:sz="0" w:space="0" w:color="000000"/>
-                <w:right w:val="none" w:sz="0" w:space="0" w:color="000000"/>
-              </w:pBdr>
-              <w:spacing w:before="100" w:after="100"/>
-              <w:ind w:left="100" w:right="100"/>
-              <w:jc w:val="center"/>
-              <w:rPr>
-                <w:rFonts w:ascii="Arial" w:eastAsia="Arial" w:hAnsi="Arial" w:cs="Arial"/>
-                <w:b/>
-                <w:color w:val="FFFFFF"/>
-              </w:rPr>
-            </w:pPr>
-            <w:r>
-              <w:rPr>
-                <w:rFonts w:ascii="Arial" w:eastAsia="Arial" w:hAnsi="Arial" w:cs="Arial"/>
-                <w:b/>
-                <w:color w:val="FFFFFF"/>
-                <w:sz w:val="22"/>
-              </w:rPr>
-              <w:t>Birth Year</w:t>
-            </w:r>
-          </w:p>
-        </w:tc>
-        <w:tc>
-          <w:tcPr>
-            <w:tcW w:w="1728" w:type="dxa"/>
-            <w:tcBorders>
-              <w:top w:val="single" w:sz="12" w:space="0" w:color="666666"/>
-              <w:left w:val="none" w:sz="0" w:space="0" w:color="000000"/>
-              <w:bottom w:val="single" w:sz="12" w:space="0" w:color="666666"/>
-              <w:right w:val="none" w:sz="0" w:space="0" w:color="000000"/>
-            </w:tcBorders>
-            <w:shd w:val="clear" w:color="auto" w:fill="5B3DB2"/>
-            <w:tcMar>
-              <w:top w:w="0" w:type="dxa"/>
-              <w:left w:w="0" w:type="dxa"/>
-              <w:bottom w:w="0" w:type="dxa"/>
-              <w:right w:w="0" w:type="dxa"/>
-            </w:tcMar>
-            <w:vAlign w:val="center"/>
-          </w:tcPr>
-          <w:p>
-            <w:pPr>
-              <w:pBdr>
-                <w:top w:val="none" w:sz="0" w:space="0" w:color="000000"/>
-                <w:left w:val="none" w:sz="0" w:space="0" w:color="000000"/>
-                <w:bottom w:val="none" w:sz="0" w:space="0" w:color="000000"/>
-                <w:right w:val="none" w:sz="0" w:space="0" w:color="000000"/>
-              </w:pBdr>
-              <w:spacing w:before="100" w:after="100"/>
-              <w:ind w:left="100" w:right="100"/>
-              <w:jc w:val="center"/>
-              <w:rPr>
-                <w:rFonts w:ascii="Arial" w:eastAsia="Arial" w:hAnsi="Arial" w:cs="Arial"/>
-                <w:b/>
-                <w:color w:val="FFFFFF"/>
-              </w:rPr>
-            </w:pPr>
-            <w:r>
-              <w:rPr>
-                <w:rFonts w:ascii="Arial" w:eastAsia="Arial" w:hAnsi="Arial" w:cs="Arial"/>
-                <w:b/>
-                <w:color w:val="FFFFFF"/>
-                <w:sz w:val="22"/>
-              </w:rPr>
-              <w:t>Preterm Births</w:t>
-            </w:r>
-          </w:p>
-        </w:tc>
-        <w:tc>
-          <w:tcPr>
-            <w:tcW w:w="1728" w:type="dxa"/>
-            <w:tcBorders>
-              <w:top w:val="single" w:sz="12" w:space="0" w:color="666666"/>
-              <w:left w:val="none" w:sz="0" w:space="0" w:color="000000"/>
-              <w:bottom w:val="single" w:sz="12" w:space="0" w:color="666666"/>
-              <w:right w:val="none" w:sz="0" w:space="0" w:color="000000"/>
-            </w:tcBorders>
-            <w:shd w:val="clear" w:color="auto" w:fill="5B3DB2"/>
-            <w:tcMar>
-              <w:top w:w="0" w:type="dxa"/>
-              <w:left w:w="0" w:type="dxa"/>
-              <w:bottom w:w="0" w:type="dxa"/>
-              <w:right w:w="0" w:type="dxa"/>
-            </w:tcMar>
-            <w:vAlign w:val="center"/>
-          </w:tcPr>
-          <w:p>
-            <w:pPr>
-              <w:pBdr>
-                <w:top w:val="none" w:sz="0" w:space="0" w:color="000000"/>
-                <w:left w:val="none" w:sz="0" w:space="0" w:color="000000"/>
-                <w:bottom w:val="none" w:sz="0" w:space="0" w:color="000000"/>
-                <w:right w:val="none" w:sz="0" w:space="0" w:color="000000"/>
-              </w:pBdr>
-              <w:spacing w:before="100" w:after="100"/>
-              <w:ind w:left="100" w:right="100"/>
-              <w:jc w:val="center"/>
-              <w:rPr>
-                <w:rFonts w:ascii="Arial" w:eastAsia="Arial" w:hAnsi="Arial" w:cs="Arial"/>
-                <w:b/>
-                <w:color w:val="FFFFFF"/>
-              </w:rPr>
-            </w:pPr>
-            <w:r>
-              <w:rPr>
-                <w:rFonts w:ascii="Arial" w:eastAsia="Arial" w:hAnsi="Arial" w:cs="Arial"/>
-                <w:b/>
-                <w:color w:val="FFFFFF"/>
-                <w:sz w:val="22"/>
-              </w:rPr>
-              <w:t>Live Births</w:t>
-            </w:r>
-          </w:p>
-        </w:tc>
-        <w:tc>
-          <w:tcPr>
-            <w:tcW w:w="2880" w:type="dxa"/>
-            <w:tcBorders>
-              <w:top w:val="single" w:sz="12" w:space="0" w:color="666666"/>
-              <w:left w:val="none" w:sz="0" w:space="0" w:color="000000"/>
-              <w:bottom w:val="single" w:sz="12" w:space="0" w:color="666666"/>
-              <w:right w:val="none" w:sz="0" w:space="0" w:color="000000"/>
-            </w:tcBorders>
-            <w:shd w:val="clear" w:color="auto" w:fill="5B3DB2"/>
-            <w:tcMar>
-              <w:top w:w="0" w:type="dxa"/>
-              <w:left w:w="0" w:type="dxa"/>
-              <w:bottom w:w="0" w:type="dxa"/>
-              <w:right w:w="0" w:type="dxa"/>
-            </w:tcMar>
-            <w:vAlign w:val="center"/>
-          </w:tcPr>
-          <w:p>
-            <w:pPr>
-              <w:pBdr>
-                <w:top w:val="none" w:sz="0" w:space="0" w:color="000000"/>
-                <w:left w:val="none" w:sz="0" w:space="0" w:color="000000"/>
-                <w:bottom w:val="none" w:sz="0" w:space="0" w:color="000000"/>
-                <w:right w:val="none" w:sz="0" w:space="0" w:color="000000"/>
-              </w:pBdr>
-              <w:spacing w:before="100" w:after="100"/>
-              <w:ind w:left="100" w:right="100"/>
-              <w:jc w:val="center"/>
-              <w:rPr>
-                <w:rFonts w:ascii="Arial" w:eastAsia="Arial" w:hAnsi="Arial" w:cs="Arial"/>
-                <w:b/>
-                <w:color w:val="FFFFFF"/>
-              </w:rPr>
-            </w:pPr>
-            <w:r>
-              <w:rPr>
-                <w:rFonts w:ascii="Arial" w:eastAsia="Arial" w:hAnsi="Arial" w:cs="Arial"/>
-                <w:b/>
-                <w:color w:val="FFFFFF"/>
-                <w:sz w:val="22"/>
-              </w:rPr>
-              <w:t>Preterm Births per 100 Live Births</w:t>
-            </w:r>
-          </w:p>
-        </w:tc>
-      </w:tr>
-      <w:tr>
-        <w:trPr>
-          <w:cantSplit/>
-          <w:jc w:val="center"/>
-        </w:trPr>
-        <w:tc>
-          <w:tcPr>
-            <w:tcW w:w="2160" w:type="dxa"/>
-            <w:tcBorders>
-              <w:top w:val="single" w:sz="12" w:space="0" w:color="666666"/>
-              <w:left w:val="none" w:sz="0" w:space="0" w:color="000000"/>
-              <w:bottom w:val="single" w:sz="6" w:space="0" w:color="666666"/>
-              <w:right w:val="none" w:sz="0" w:space="0" w:color="000000"/>
-            </w:tcBorders>
-            <w:shd w:val="clear" w:color="auto" w:fill="FFFFFF"/>
-            <w:tcMar>
-              <w:top w:w="0" w:type="dxa"/>
-              <w:left w:w="0" w:type="dxa"/>
-              <w:bottom w:w="0" w:type="dxa"/>
-              <w:right w:w="0" w:type="dxa"/>
-            </w:tcMar>
-            <w:vAlign w:val="center"/>
-          </w:tcPr>
-          <w:p>
-            <w:pPr>
-              <w:pBdr>
-                <w:top w:val="none" w:sz="0" w:space="0" w:color="000000"/>
-                <w:left w:val="none" w:sz="0" w:space="0" w:color="000000"/>
-                <w:bottom w:val="none" w:sz="0" w:space="0" w:color="000000"/>
-                <w:right w:val="none" w:sz="0" w:space="0" w:color="000000"/>
-              </w:pBdr>
-              <w:spacing w:before="100" w:after="100"/>
-              <w:ind w:left="100" w:right="100"/>
-              <w:jc w:val="center"/>
-              <w:rPr>
-                <w:rFonts w:ascii="Arial" w:eastAsia="Arial" w:hAnsi="Arial" w:cs="Arial"/>
-                <w:b/>
-                <w:color w:val="000000"/>
-              </w:rPr>
-            </w:pPr>
-            <w:r>
-              <w:rPr>
-                <w:rFonts w:ascii="Arial" w:eastAsia="Arial" w:hAnsi="Arial" w:cs="Arial"/>
-                <w:b/>
-                <w:color w:val="000000"/>
-                <w:sz w:val="22"/>
-              </w:rPr>
-              <w:t>Overall 2020-2024</w:t>
-            </w:r>
-          </w:p>
-        </w:tc>
-        <w:tc>
-          <w:tcPr>
-            <w:tcW w:w="1728" w:type="dxa"/>
-            <w:tcBorders>
-              <w:top w:val="single" w:sz="12" w:space="0" w:color="666666"/>
-              <w:left w:val="none" w:sz="0" w:space="0" w:color="000000"/>
-              <w:bottom w:val="single" w:sz="6" w:space="0" w:color="666666"/>
-              <w:right w:val="none" w:sz="0" w:space="0" w:color="000000"/>
-            </w:tcBorders>
-            <w:shd w:val="clear" w:color="auto" w:fill="FFFFFF"/>
-            <w:tcMar>
-              <w:top w:w="0" w:type="dxa"/>
-              <w:left w:w="0" w:type="dxa"/>
-              <w:bottom w:w="0" w:type="dxa"/>
-              <w:right w:w="0" w:type="dxa"/>
-            </w:tcMar>
-            <w:vAlign w:val="center"/>
-          </w:tcPr>
-          <w:p>
-            <w:pPr>
-              <w:pBdr>
-                <w:top w:val="none" w:sz="0" w:space="0" w:color="000000"/>
-                <w:left w:val="none" w:sz="0" w:space="0" w:color="000000"/>
-                <w:bottom w:val="none" w:sz="0" w:space="0" w:color="000000"/>
-                <w:right w:val="none" w:sz="0" w:space="0" w:color="000000"/>
-              </w:pBdr>
-              <w:spacing w:before="100" w:after="100"/>
-              <w:ind w:left="100" w:right="100"/>
-              <w:jc w:val="center"/>
-              <w:rPr>
-                <w:rFonts w:ascii="Arial" w:eastAsia="Arial" w:hAnsi="Arial" w:cs="Arial"/>
-                <w:color w:val="000000"/>
-              </w:rPr>
-            </w:pPr>
-            <w:r>
-              <w:rPr>
-                <w:rFonts w:ascii="Arial" w:eastAsia="Arial" w:hAnsi="Arial" w:cs="Arial"/>
-                <w:color w:val="000000"/>
-                <w:sz w:val="22"/>
-              </w:rPr>
-              <w:t>13,575</w:t>
-            </w:r>
-          </w:p>
-        </w:tc>
-        <w:tc>
-          <w:tcPr>
-            <w:tcW w:w="1728" w:type="dxa"/>
-            <w:tcBorders>
-              <w:top w:val="single" w:sz="12" w:space="0" w:color="666666"/>
-              <w:left w:val="none" w:sz="0" w:space="0" w:color="000000"/>
-              <w:bottom w:val="single" w:sz="6" w:space="0" w:color="666666"/>
-              <w:right w:val="none" w:sz="0" w:space="0" w:color="000000"/>
-            </w:tcBorders>
-            <w:shd w:val="clear" w:color="auto" w:fill="FFFFFF"/>
-            <w:tcMar>
-              <w:top w:w="0" w:type="dxa"/>
-              <w:left w:w="0" w:type="dxa"/>
-              <w:bottom w:w="0" w:type="dxa"/>
-              <w:right w:w="0" w:type="dxa"/>
-            </w:tcMar>
-            <w:vAlign w:val="center"/>
-          </w:tcPr>
-          <w:p>
-            <w:pPr>
-              <w:pBdr>
-                <w:top w:val="none" w:sz="0" w:space="0" w:color="000000"/>
-                <w:left w:val="none" w:sz="0" w:space="0" w:color="000000"/>
-                <w:bottom w:val="none" w:sz="0" w:space="0" w:color="000000"/>
-                <w:right w:val="none" w:sz="0" w:space="0" w:color="000000"/>
-              </w:pBdr>
-              <w:spacing w:before="100" w:after="100"/>
-              <w:ind w:left="100" w:right="100"/>
-              <w:jc w:val="center"/>
-              <w:rPr>
-                <w:rFonts w:ascii="Arial" w:eastAsia="Arial" w:hAnsi="Arial" w:cs="Arial"/>
-                <w:color w:val="000000"/>
-              </w:rPr>
-            </w:pPr>
-            <w:r>
-              <w:rPr>
-                <w:rFonts w:ascii="Arial" w:eastAsia="Arial" w:hAnsi="Arial" w:cs="Arial"/>
-                <w:color w:val="000000"/>
-                <w:sz w:val="22"/>
-              </w:rPr>
-              <w:t>114,618</w:t>
-            </w:r>
-          </w:p>
-        </w:tc>
-        <w:tc>
-          <w:tcPr>
-            <w:tcW w:w="2880" w:type="dxa"/>
-            <w:tcBorders>
-              <w:top w:val="single" w:sz="12" w:space="0" w:color="666666"/>
-              <w:left w:val="none" w:sz="0" w:space="0" w:color="000000"/>
-              <w:bottom w:val="single" w:sz="6" w:space="0" w:color="666666"/>
-              <w:right w:val="none" w:sz="0" w:space="0" w:color="000000"/>
-            </w:tcBorders>
-            <w:shd w:val="clear" w:color="auto" w:fill="FFFFFF"/>
-            <w:tcMar>
-              <w:top w:w="0" w:type="dxa"/>
-              <w:left w:w="0" w:type="dxa"/>
-              <w:bottom w:w="0" w:type="dxa"/>
-              <w:right w:w="0" w:type="dxa"/>
-            </w:tcMar>
-            <w:vAlign w:val="center"/>
-          </w:tcPr>
-          <w:p>
-            <w:pPr>
-              <w:pBdr>
-                <w:top w:val="none" w:sz="0" w:space="0" w:color="000000"/>
-                <w:left w:val="none" w:sz="0" w:space="0" w:color="000000"/>
-                <w:bottom w:val="none" w:sz="0" w:space="0" w:color="000000"/>
-                <w:right w:val="none" w:sz="0" w:space="0" w:color="000000"/>
-              </w:pBdr>
-              <w:spacing w:before="100" w:after="100"/>
-              <w:ind w:left="100" w:right="100"/>
-              <w:jc w:val="center"/>
-              <w:rPr>
-                <w:rFonts w:ascii="Arial" w:eastAsia="Arial" w:hAnsi="Arial" w:cs="Arial"/>
-                <w:color w:val="000000"/>
-              </w:rPr>
-            </w:pPr>
-            <w:r>
-              <w:rPr>
-                <w:rFonts w:ascii="Arial" w:eastAsia="Arial" w:hAnsi="Arial" w:cs="Arial"/>
-                <w:color w:val="000000"/>
-                <w:sz w:val="22"/>
-              </w:rPr>
-              <w:t>11.8</w:t>
-            </w:r>
-          </w:p>
-        </w:tc>
-      </w:tr>
-      <w:tr>
-        <w:trPr>
-          <w:cantSplit/>
-          <w:jc w:val="center"/>
-        </w:trPr>
-        <w:tc>
-          <w:tcPr>
-            <w:tcW w:w="2160" w:type="dxa"/>
-            <w:tcBorders>
-              <w:top w:val="single" w:sz="6" w:space="0" w:color="666666"/>
-              <w:left w:val="none" w:sz="0" w:space="0" w:color="000000"/>
-              <w:bottom w:val="single" w:sz="6" w:space="0" w:color="666666"/>
-              <w:right w:val="none" w:sz="0" w:space="0" w:color="000000"/>
-            </w:tcBorders>
-            <w:shd w:val="clear" w:color="auto" w:fill="FFFFFF"/>
-            <w:tcMar>
-              <w:top w:w="0" w:type="dxa"/>
-              <w:left w:w="0" w:type="dxa"/>
-              <w:bottom w:w="0" w:type="dxa"/>
-              <w:right w:w="0" w:type="dxa"/>
-            </w:tcMar>
-            <w:vAlign w:val="center"/>
-          </w:tcPr>
-          <w:p>
-            <w:pPr>
-              <w:pBdr>
-                <w:top w:val="none" w:sz="0" w:space="0" w:color="000000"/>
-                <w:left w:val="none" w:sz="0" w:space="0" w:color="000000"/>
-                <w:bottom w:val="none" w:sz="0" w:space="0" w:color="000000"/>
-                <w:right w:val="none" w:sz="0" w:space="0" w:color="000000"/>
-              </w:pBdr>
-              <w:spacing w:before="100" w:after="100"/>
-              <w:ind w:left="100" w:right="100"/>
-              <w:jc w:val="center"/>
-              <w:rPr>
-                <w:rFonts w:ascii="Arial" w:eastAsia="Arial" w:hAnsi="Arial" w:cs="Arial"/>
-                <w:b/>
-                <w:color w:val="000000"/>
-              </w:rPr>
-            </w:pPr>
-            <w:r>
-              <w:rPr>
-                <w:rFonts w:ascii="Arial" w:eastAsia="Arial" w:hAnsi="Arial" w:cs="Arial"/>
-                <w:b/>
-                <w:color w:val="000000"/>
-                <w:sz w:val="22"/>
-              </w:rPr>
-              <w:t>2020</w:t>
-            </w:r>
-          </w:p>
-        </w:tc>
-        <w:tc>
-          <w:tcPr>
-            <w:tcW w:w="1728" w:type="dxa"/>
-            <w:tcBorders>
-              <w:top w:val="single" w:sz="6" w:space="0" w:color="666666"/>
-              <w:left w:val="none" w:sz="0" w:space="0" w:color="000000"/>
-              <w:bottom w:val="single" w:sz="6" w:space="0" w:color="666666"/>
-              <w:right w:val="none" w:sz="0" w:space="0" w:color="000000"/>
-            </w:tcBorders>
-            <w:shd w:val="clear" w:color="auto" w:fill="FFFFFF"/>
-            <w:tcMar>
-              <w:top w:w="0" w:type="dxa"/>
-              <w:left w:w="0" w:type="dxa"/>
-              <w:bottom w:w="0" w:type="dxa"/>
-              <w:right w:w="0" w:type="dxa"/>
-            </w:tcMar>
-            <w:vAlign w:val="center"/>
-          </w:tcPr>
-          <w:p>
-            <w:pPr>
-              <w:pBdr>
-                <w:top w:val="none" w:sz="0" w:space="0" w:color="000000"/>
-                <w:left w:val="none" w:sz="0" w:space="0" w:color="000000"/>
-                <w:bottom w:val="none" w:sz="0" w:space="0" w:color="000000"/>
-                <w:right w:val="none" w:sz="0" w:space="0" w:color="000000"/>
-              </w:pBdr>
-              <w:spacing w:before="100" w:after="100"/>
-              <w:ind w:left="100" w:right="100"/>
-              <w:jc w:val="center"/>
-              <w:rPr>
-                <w:rFonts w:ascii="Arial" w:eastAsia="Arial" w:hAnsi="Arial" w:cs="Arial"/>
-                <w:color w:val="000000"/>
-              </w:rPr>
-            </w:pPr>
-            <w:r>
-              <w:rPr>
-                <w:rFonts w:ascii="Arial" w:eastAsia="Arial" w:hAnsi="Arial" w:cs="Arial"/>
-                <w:color w:val="000000"/>
-                <w:sz w:val="22"/>
-              </w:rPr>
-              <w:t>2,675</w:t>
-            </w:r>
-          </w:p>
-        </w:tc>
-        <w:tc>
-          <w:tcPr>
-            <w:tcW w:w="1728" w:type="dxa"/>
-            <w:tcBorders>
-              <w:top w:val="single" w:sz="6" w:space="0" w:color="666666"/>
-              <w:left w:val="none" w:sz="0" w:space="0" w:color="000000"/>
-              <w:bottom w:val="single" w:sz="6" w:space="0" w:color="666666"/>
-              <w:right w:val="none" w:sz="0" w:space="0" w:color="000000"/>
-            </w:tcBorders>
-            <w:shd w:val="clear" w:color="auto" w:fill="FFFFFF"/>
-            <w:tcMar>
-              <w:top w:w="0" w:type="dxa"/>
-              <w:left w:w="0" w:type="dxa"/>
-              <w:bottom w:w="0" w:type="dxa"/>
-              <w:right w:w="0" w:type="dxa"/>
-            </w:tcMar>
-            <w:vAlign w:val="center"/>
-          </w:tcPr>
-          <w:p>
-            <w:pPr>
-              <w:pBdr>
-                <w:top w:val="none" w:sz="0" w:space="0" w:color="000000"/>
-                <w:left w:val="none" w:sz="0" w:space="0" w:color="000000"/>
-                <w:bottom w:val="none" w:sz="0" w:space="0" w:color="000000"/>
-                <w:right w:val="none" w:sz="0" w:space="0" w:color="000000"/>
-              </w:pBdr>
-              <w:spacing w:before="100" w:after="100"/>
-              <w:ind w:left="100" w:right="100"/>
-              <w:jc w:val="center"/>
-              <w:rPr>
-                <w:rFonts w:ascii="Arial" w:eastAsia="Arial" w:hAnsi="Arial" w:cs="Arial"/>
-                <w:color w:val="000000"/>
-              </w:rPr>
-            </w:pPr>
-            <w:r>
-              <w:rPr>
-                <w:rFonts w:ascii="Arial" w:eastAsia="Arial" w:hAnsi="Arial" w:cs="Arial"/>
-                <w:color w:val="000000"/>
-                <w:sz w:val="22"/>
-              </w:rPr>
-              <w:t>23,200</w:t>
-            </w:r>
-          </w:p>
-        </w:tc>
-        <w:tc>
-          <w:tcPr>
-            <w:tcW w:w="2880" w:type="dxa"/>
-            <w:tcBorders>
-              <w:top w:val="single" w:sz="6" w:space="0" w:color="666666"/>
-              <w:left w:val="none" w:sz="0" w:space="0" w:color="000000"/>
-              <w:bottom w:val="single" w:sz="6" w:space="0" w:color="666666"/>
-              <w:right w:val="none" w:sz="0" w:space="0" w:color="000000"/>
-            </w:tcBorders>
-            <w:shd w:val="clear" w:color="auto" w:fill="FFFFFF"/>
-            <w:tcMar>
-              <w:top w:w="0" w:type="dxa"/>
-              <w:left w:w="0" w:type="dxa"/>
-              <w:bottom w:w="0" w:type="dxa"/>
-              <w:right w:w="0" w:type="dxa"/>
-            </w:tcMar>
-            <w:vAlign w:val="center"/>
-          </w:tcPr>
-          <w:p>
-            <w:pPr>
-              <w:pBdr>
-                <w:top w:val="none" w:sz="0" w:space="0" w:color="000000"/>
-                <w:left w:val="none" w:sz="0" w:space="0" w:color="000000"/>
-                <w:bottom w:val="none" w:sz="0" w:space="0" w:color="000000"/>
-                <w:right w:val="none" w:sz="0" w:space="0" w:color="000000"/>
-              </w:pBdr>
-              <w:spacing w:before="100" w:after="100"/>
-              <w:ind w:left="100" w:right="100"/>
-              <w:jc w:val="center"/>
-              <w:rPr>
-                <w:rFonts w:ascii="Arial" w:eastAsia="Arial" w:hAnsi="Arial" w:cs="Arial"/>
-                <w:color w:val="000000"/>
-              </w:rPr>
-            </w:pPr>
-            <w:r>
-              <w:rPr>
-                <w:rFonts w:ascii="Arial" w:eastAsia="Arial" w:hAnsi="Arial" w:cs="Arial"/>
-                <w:color w:val="000000"/>
-                <w:sz w:val="22"/>
-              </w:rPr>
-              <w:t>11.5</w:t>
-            </w:r>
-          </w:p>
-        </w:tc>
-      </w:tr>
-      <w:tr>
-        <w:trPr>
-          <w:cantSplit/>
-          <w:jc w:val="center"/>
-        </w:trPr>
-        <w:tc>
-          <w:tcPr>
-            <w:tcW w:w="2160" w:type="dxa"/>
-            <w:tcBorders>
-              <w:top w:val="single" w:sz="6" w:space="0" w:color="666666"/>
-              <w:left w:val="none" w:sz="0" w:space="0" w:color="000000"/>
-              <w:bottom w:val="single" w:sz="6" w:space="0" w:color="666666"/>
-              <w:right w:val="none" w:sz="0" w:space="0" w:color="000000"/>
-            </w:tcBorders>
-            <w:shd w:val="clear" w:color="auto" w:fill="FFFFFF"/>
-            <w:tcMar>
-              <w:top w:w="0" w:type="dxa"/>
-              <w:left w:w="0" w:type="dxa"/>
-              <w:bottom w:w="0" w:type="dxa"/>
-              <w:right w:w="0" w:type="dxa"/>
-            </w:tcMar>
-            <w:vAlign w:val="center"/>
-          </w:tcPr>
-          <w:p>
-            <w:pPr>
-              <w:pBdr>
-                <w:top w:val="none" w:sz="0" w:space="0" w:color="000000"/>
-                <w:left w:val="none" w:sz="0" w:space="0" w:color="000000"/>
-                <w:bottom w:val="none" w:sz="0" w:space="0" w:color="000000"/>
-                <w:right w:val="none" w:sz="0" w:space="0" w:color="000000"/>
-              </w:pBdr>
-              <w:spacing w:before="100" w:after="100"/>
-              <w:ind w:left="100" w:right="100"/>
-              <w:jc w:val="center"/>
-              <w:rPr>
-                <w:rFonts w:ascii="Arial" w:eastAsia="Arial" w:hAnsi="Arial" w:cs="Arial"/>
-                <w:b/>
-                <w:color w:val="000000"/>
-              </w:rPr>
-            </w:pPr>
-            <w:r>
-              <w:rPr>
-                <w:rFonts w:ascii="Arial" w:eastAsia="Arial" w:hAnsi="Arial" w:cs="Arial"/>
-                <w:b/>
-                <w:color w:val="000000"/>
-                <w:sz w:val="22"/>
-              </w:rPr>
-              <w:t>2021</w:t>
-            </w:r>
-          </w:p>
-        </w:tc>
-        <w:tc>
-          <w:tcPr>
-            <w:tcW w:w="1728" w:type="dxa"/>
-            <w:tcBorders>
-              <w:top w:val="single" w:sz="6" w:space="0" w:color="666666"/>
-              <w:left w:val="none" w:sz="0" w:space="0" w:color="000000"/>
-              <w:bottom w:val="single" w:sz="6" w:space="0" w:color="666666"/>
-              <w:right w:val="none" w:sz="0" w:space="0" w:color="000000"/>
-            </w:tcBorders>
-            <w:shd w:val="clear" w:color="auto" w:fill="FFFFFF"/>
-            <w:tcMar>
-              <w:top w:w="0" w:type="dxa"/>
-              <w:left w:w="0" w:type="dxa"/>
-              <w:bottom w:w="0" w:type="dxa"/>
-              <w:right w:w="0" w:type="dxa"/>
-            </w:tcMar>
-            <w:vAlign w:val="center"/>
-          </w:tcPr>
-          <w:p>
-            <w:pPr>
-              <w:pBdr>
-                <w:top w:val="none" w:sz="0" w:space="0" w:color="000000"/>
-                <w:left w:val="none" w:sz="0" w:space="0" w:color="000000"/>
-                <w:bottom w:val="none" w:sz="0" w:space="0" w:color="000000"/>
-                <w:right w:val="none" w:sz="0" w:space="0" w:color="000000"/>
-              </w:pBdr>
-              <w:spacing w:before="100" w:after="100"/>
-              <w:ind w:left="100" w:right="100"/>
-              <w:jc w:val="center"/>
-              <w:rPr>
-                <w:rFonts w:ascii="Arial" w:eastAsia="Arial" w:hAnsi="Arial" w:cs="Arial"/>
-                <w:color w:val="000000"/>
-              </w:rPr>
-            </w:pPr>
-            <w:r>
-              <w:rPr>
-                <w:rFonts w:ascii="Arial" w:eastAsia="Arial" w:hAnsi="Arial" w:cs="Arial"/>
-                <w:color w:val="000000"/>
-                <w:sz w:val="22"/>
-              </w:rPr>
-              <w:t>2,790</w:t>
-            </w:r>
-          </w:p>
-        </w:tc>
-        <w:tc>
-          <w:tcPr>
-            <w:tcW w:w="1728" w:type="dxa"/>
-            <w:tcBorders>
-              <w:top w:val="single" w:sz="6" w:space="0" w:color="666666"/>
-              <w:left w:val="none" w:sz="0" w:space="0" w:color="000000"/>
-              <w:bottom w:val="single" w:sz="6" w:space="0" w:color="666666"/>
-              <w:right w:val="none" w:sz="0" w:space="0" w:color="000000"/>
-            </w:tcBorders>
-            <w:shd w:val="clear" w:color="auto" w:fill="FFFFFF"/>
-            <w:tcMar>
-              <w:top w:w="0" w:type="dxa"/>
-              <w:left w:w="0" w:type="dxa"/>
-              <w:bottom w:w="0" w:type="dxa"/>
-              <w:right w:w="0" w:type="dxa"/>
-            </w:tcMar>
-            <w:vAlign w:val="center"/>
-          </w:tcPr>
-          <w:p>
-            <w:pPr>
-              <w:pBdr>
-                <w:top w:val="none" w:sz="0" w:space="0" w:color="000000"/>
-                <w:left w:val="none" w:sz="0" w:space="0" w:color="000000"/>
-                <w:bottom w:val="none" w:sz="0" w:space="0" w:color="000000"/>
-                <w:right w:val="none" w:sz="0" w:space="0" w:color="000000"/>
-              </w:pBdr>
-              <w:spacing w:before="100" w:after="100"/>
-              <w:ind w:left="100" w:right="100"/>
-              <w:jc w:val="center"/>
-              <w:rPr>
-                <w:rFonts w:ascii="Arial" w:eastAsia="Arial" w:hAnsi="Arial" w:cs="Arial"/>
-                <w:color w:val="000000"/>
-              </w:rPr>
-            </w:pPr>
-            <w:r>
-              <w:rPr>
-                <w:rFonts w:ascii="Arial" w:eastAsia="Arial" w:hAnsi="Arial" w:cs="Arial"/>
-                <w:color w:val="000000"/>
-                <w:sz w:val="22"/>
-              </w:rPr>
-              <w:t>23,408</w:t>
-            </w:r>
-          </w:p>
-        </w:tc>
-        <w:tc>
-          <w:tcPr>
-            <w:tcW w:w="2880" w:type="dxa"/>
-            <w:tcBorders>
-              <w:top w:val="single" w:sz="6" w:space="0" w:color="666666"/>
-              <w:left w:val="none" w:sz="0" w:space="0" w:color="000000"/>
-              <w:bottom w:val="single" w:sz="6" w:space="0" w:color="666666"/>
-              <w:right w:val="none" w:sz="0" w:space="0" w:color="000000"/>
-            </w:tcBorders>
-            <w:shd w:val="clear" w:color="auto" w:fill="FFFFFF"/>
-            <w:tcMar>
-              <w:top w:w="0" w:type="dxa"/>
-              <w:left w:w="0" w:type="dxa"/>
-              <w:bottom w:w="0" w:type="dxa"/>
-              <w:right w:w="0" w:type="dxa"/>
-            </w:tcMar>
-            <w:vAlign w:val="center"/>
-          </w:tcPr>
-          <w:p>
-            <w:pPr>
-              <w:pBdr>
-                <w:top w:val="none" w:sz="0" w:space="0" w:color="000000"/>
-                <w:left w:val="none" w:sz="0" w:space="0" w:color="000000"/>
-                <w:bottom w:val="none" w:sz="0" w:space="0" w:color="000000"/>
-                <w:right w:val="none" w:sz="0" w:space="0" w:color="000000"/>
-              </w:pBdr>
-              <w:spacing w:before="100" w:after="100"/>
-              <w:ind w:left="100" w:right="100"/>
-              <w:jc w:val="center"/>
-              <w:rPr>
-                <w:rFonts w:ascii="Arial" w:eastAsia="Arial" w:hAnsi="Arial" w:cs="Arial"/>
-                <w:color w:val="000000"/>
-              </w:rPr>
-            </w:pPr>
-            <w:r>
-              <w:rPr>
-                <w:rFonts w:ascii="Arial" w:eastAsia="Arial" w:hAnsi="Arial" w:cs="Arial"/>
-                <w:color w:val="000000"/>
-                <w:sz w:val="22"/>
-              </w:rPr>
-              <w:t>11.9</w:t>
-            </w:r>
-          </w:p>
-        </w:tc>
-      </w:tr>
-      <w:tr>
-        <w:trPr>
-          <w:cantSplit/>
-          <w:jc w:val="center"/>
-        </w:trPr>
-        <w:tc>
-          <w:tcPr>
-            <w:tcW w:w="2160" w:type="dxa"/>
-            <w:tcBorders>
-              <w:top w:val="single" w:sz="6" w:space="0" w:color="666666"/>
-              <w:left w:val="none" w:sz="0" w:space="0" w:color="000000"/>
-              <w:bottom w:val="single" w:sz="6" w:space="0" w:color="666666"/>
-              <w:right w:val="none" w:sz="0" w:space="0" w:color="000000"/>
-            </w:tcBorders>
-            <w:shd w:val="clear" w:color="auto" w:fill="FFFFFF"/>
-            <w:tcMar>
-              <w:top w:w="0" w:type="dxa"/>
-              <w:left w:w="0" w:type="dxa"/>
-              <w:bottom w:w="0" w:type="dxa"/>
-              <w:right w:w="0" w:type="dxa"/>
-            </w:tcMar>
-            <w:vAlign w:val="center"/>
-          </w:tcPr>
-          <w:p>
-            <w:pPr>
-              <w:pBdr>
-                <w:top w:val="none" w:sz="0" w:space="0" w:color="000000"/>
-                <w:left w:val="none" w:sz="0" w:space="0" w:color="000000"/>
-                <w:bottom w:val="none" w:sz="0" w:space="0" w:color="000000"/>
-                <w:right w:val="none" w:sz="0" w:space="0" w:color="000000"/>
-              </w:pBdr>
-              <w:spacing w:before="100" w:after="100"/>
-              <w:ind w:left="100" w:right="100"/>
-              <w:jc w:val="center"/>
-              <w:rPr>
-                <w:rFonts w:ascii="Arial" w:eastAsia="Arial" w:hAnsi="Arial" w:cs="Arial"/>
-                <w:b/>
-                <w:color w:val="000000"/>
-              </w:rPr>
-            </w:pPr>
-            <w:r>
-              <w:rPr>
-                <w:rFonts w:ascii="Arial" w:eastAsia="Arial" w:hAnsi="Arial" w:cs="Arial"/>
-                <w:b/>
-                <w:color w:val="000000"/>
-                <w:sz w:val="22"/>
-              </w:rPr>
-              <w:t>2022</w:t>
-            </w:r>
-          </w:p>
-        </w:tc>
-        <w:tc>
-          <w:tcPr>
-            <w:tcW w:w="1728" w:type="dxa"/>
-            <w:tcBorders>
-              <w:top w:val="single" w:sz="6" w:space="0" w:color="666666"/>
-              <w:left w:val="none" w:sz="0" w:space="0" w:color="000000"/>
-              <w:bottom w:val="single" w:sz="6" w:space="0" w:color="666666"/>
-              <w:right w:val="none" w:sz="0" w:space="0" w:color="000000"/>
-            </w:tcBorders>
-            <w:shd w:val="clear" w:color="auto" w:fill="FFFFFF"/>
-            <w:tcMar>
-              <w:top w:w="0" w:type="dxa"/>
-              <w:left w:w="0" w:type="dxa"/>
-              <w:bottom w:w="0" w:type="dxa"/>
-              <w:right w:w="0" w:type="dxa"/>
-            </w:tcMar>
-            <w:vAlign w:val="center"/>
-          </w:tcPr>
-          <w:p>
-            <w:pPr>
-              <w:pBdr>
-                <w:top w:val="none" w:sz="0" w:space="0" w:color="000000"/>
-                <w:left w:val="none" w:sz="0" w:space="0" w:color="000000"/>
-                <w:bottom w:val="none" w:sz="0" w:space="0" w:color="000000"/>
-                <w:right w:val="none" w:sz="0" w:space="0" w:color="000000"/>
-              </w:pBdr>
-              <w:spacing w:before="100" w:after="100"/>
-              <w:ind w:left="100" w:right="100"/>
-              <w:jc w:val="center"/>
-              <w:rPr>
-                <w:rFonts w:ascii="Arial" w:eastAsia="Arial" w:hAnsi="Arial" w:cs="Arial"/>
-                <w:color w:val="000000"/>
-              </w:rPr>
-            </w:pPr>
-            <w:r>
-              <w:rPr>
-                <w:rFonts w:ascii="Arial" w:eastAsia="Arial" w:hAnsi="Arial" w:cs="Arial"/>
-                <w:color w:val="000000"/>
-                <w:sz w:val="22"/>
-              </w:rPr>
-              <w:t>2,700</w:t>
-            </w:r>
-          </w:p>
-        </w:tc>
-        <w:tc>
-          <w:tcPr>
-            <w:tcW w:w="1728" w:type="dxa"/>
-            <w:tcBorders>
-              <w:top w:val="single" w:sz="6" w:space="0" w:color="666666"/>
-              <w:left w:val="none" w:sz="0" w:space="0" w:color="000000"/>
-              <w:bottom w:val="single" w:sz="6" w:space="0" w:color="666666"/>
-              <w:right w:val="none" w:sz="0" w:space="0" w:color="000000"/>
-            </w:tcBorders>
-            <w:shd w:val="clear" w:color="auto" w:fill="FFFFFF"/>
-            <w:tcMar>
-              <w:top w:w="0" w:type="dxa"/>
-              <w:left w:w="0" w:type="dxa"/>
-              <w:bottom w:w="0" w:type="dxa"/>
-              <w:right w:w="0" w:type="dxa"/>
-            </w:tcMar>
-            <w:vAlign w:val="center"/>
-          </w:tcPr>
-          <w:p>
-            <w:pPr>
-              <w:pBdr>
-                <w:top w:val="none" w:sz="0" w:space="0" w:color="000000"/>
-                <w:left w:val="none" w:sz="0" w:space="0" w:color="000000"/>
-                <w:bottom w:val="none" w:sz="0" w:space="0" w:color="000000"/>
-                <w:right w:val="none" w:sz="0" w:space="0" w:color="000000"/>
-              </w:pBdr>
-              <w:spacing w:before="100" w:after="100"/>
-              <w:ind w:left="100" w:right="100"/>
-              <w:jc w:val="center"/>
-              <w:rPr>
-                <w:rFonts w:ascii="Arial" w:eastAsia="Arial" w:hAnsi="Arial" w:cs="Arial"/>
-                <w:color w:val="000000"/>
-              </w:rPr>
-            </w:pPr>
-            <w:r>
-              <w:rPr>
-                <w:rFonts w:ascii="Arial" w:eastAsia="Arial" w:hAnsi="Arial" w:cs="Arial"/>
-                <w:color w:val="000000"/>
-                <w:sz w:val="22"/>
-              </w:rPr>
-              <w:t>22,969</w:t>
-            </w:r>
-          </w:p>
-        </w:tc>
-        <w:tc>
-          <w:tcPr>
-            <w:tcW w:w="2880" w:type="dxa"/>
-            <w:tcBorders>
-              <w:top w:val="single" w:sz="6" w:space="0" w:color="666666"/>
-              <w:left w:val="none" w:sz="0" w:space="0" w:color="000000"/>
-              <w:bottom w:val="single" w:sz="6" w:space="0" w:color="666666"/>
-              <w:right w:val="none" w:sz="0" w:space="0" w:color="000000"/>
-            </w:tcBorders>
-            <w:shd w:val="clear" w:color="auto" w:fill="FFFFFF"/>
-            <w:tcMar>
-              <w:top w:w="0" w:type="dxa"/>
-              <w:left w:w="0" w:type="dxa"/>
-              <w:bottom w:w="0" w:type="dxa"/>
-              <w:right w:w="0" w:type="dxa"/>
-            </w:tcMar>
-            <w:vAlign w:val="center"/>
-          </w:tcPr>
-          <w:p>
-            <w:pPr>
-              <w:pBdr>
-                <w:top w:val="none" w:sz="0" w:space="0" w:color="000000"/>
-                <w:left w:val="none" w:sz="0" w:space="0" w:color="000000"/>
-                <w:bottom w:val="none" w:sz="0" w:space="0" w:color="000000"/>
-                <w:right w:val="none" w:sz="0" w:space="0" w:color="000000"/>
-              </w:pBdr>
-              <w:spacing w:before="100" w:after="100"/>
-              <w:ind w:left="100" w:right="100"/>
-              <w:jc w:val="center"/>
-              <w:rPr>
-                <w:rFonts w:ascii="Arial" w:eastAsia="Arial" w:hAnsi="Arial" w:cs="Arial"/>
-                <w:color w:val="000000"/>
-              </w:rPr>
-            </w:pPr>
-            <w:r>
-              <w:rPr>
-                <w:rFonts w:ascii="Arial" w:eastAsia="Arial" w:hAnsi="Arial" w:cs="Arial"/>
-                <w:color w:val="000000"/>
-                <w:sz w:val="22"/>
-              </w:rPr>
-              <w:t>11.8</w:t>
-            </w:r>
-          </w:p>
-        </w:tc>
-      </w:tr>
-      <w:tr>
-        <w:trPr>
-          <w:cantSplit/>
-          <w:jc w:val="center"/>
-        </w:trPr>
-        <w:tc>
-          <w:tcPr>
-            <w:tcW w:w="2160" w:type="dxa"/>
-            <w:tcBorders>
-              <w:top w:val="single" w:sz="6" w:space="0" w:color="666666"/>
-              <w:left w:val="none" w:sz="0" w:space="0" w:color="000000"/>
-              <w:bottom w:val="single" w:sz="6" w:space="0" w:color="666666"/>
-              <w:right w:val="none" w:sz="0" w:space="0" w:color="000000"/>
-            </w:tcBorders>
-            <w:shd w:val="clear" w:color="auto" w:fill="FFFFFF"/>
-            <w:tcMar>
-              <w:top w:w="0" w:type="dxa"/>
-              <w:left w:w="0" w:type="dxa"/>
-              <w:bottom w:w="0" w:type="dxa"/>
-              <w:right w:w="0" w:type="dxa"/>
-            </w:tcMar>
-            <w:vAlign w:val="center"/>
-          </w:tcPr>
-          <w:p>
-            <w:pPr>
-              <w:pBdr>
-                <w:top w:val="none" w:sz="0" w:space="0" w:color="000000"/>
-                <w:left w:val="none" w:sz="0" w:space="0" w:color="000000"/>
-                <w:bottom w:val="none" w:sz="0" w:space="0" w:color="000000"/>
-                <w:right w:val="none" w:sz="0" w:space="0" w:color="000000"/>
-              </w:pBdr>
-              <w:spacing w:before="100" w:after="100"/>
-              <w:ind w:left="100" w:right="100"/>
-              <w:jc w:val="center"/>
-              <w:rPr>
-                <w:rFonts w:ascii="Arial" w:eastAsia="Arial" w:hAnsi="Arial" w:cs="Arial"/>
-                <w:b/>
-                <w:color w:val="000000"/>
-              </w:rPr>
-            </w:pPr>
-            <w:r>
-              <w:rPr>
-                <w:rFonts w:ascii="Arial" w:eastAsia="Arial" w:hAnsi="Arial" w:cs="Arial"/>
-                <w:b/>
-                <w:color w:val="000000"/>
-                <w:sz w:val="22"/>
-              </w:rPr>
-              <w:lastRenderedPageBreak/>
-              <w:t>2023</w:t>
-            </w:r>
-          </w:p>
-        </w:tc>
-        <w:tc>
-          <w:tcPr>
-            <w:tcW w:w="1728" w:type="dxa"/>
-            <w:tcBorders>
-              <w:top w:val="single" w:sz="6" w:space="0" w:color="666666"/>
-              <w:left w:val="none" w:sz="0" w:space="0" w:color="000000"/>
-              <w:bottom w:val="single" w:sz="6" w:space="0" w:color="666666"/>
-              <w:right w:val="none" w:sz="0" w:space="0" w:color="000000"/>
-            </w:tcBorders>
-            <w:shd w:val="clear" w:color="auto" w:fill="FFFFFF"/>
-            <w:tcMar>
-              <w:top w:w="0" w:type="dxa"/>
-              <w:left w:w="0" w:type="dxa"/>
-              <w:bottom w:w="0" w:type="dxa"/>
-              <w:right w:w="0" w:type="dxa"/>
-            </w:tcMar>
-            <w:vAlign w:val="center"/>
-          </w:tcPr>
-          <w:p>
-            <w:pPr>
-              <w:pBdr>
-                <w:top w:val="none" w:sz="0" w:space="0" w:color="000000"/>
-                <w:left w:val="none" w:sz="0" w:space="0" w:color="000000"/>
-                <w:bottom w:val="none" w:sz="0" w:space="0" w:color="000000"/>
-                <w:right w:val="none" w:sz="0" w:space="0" w:color="000000"/>
-              </w:pBdr>
-              <w:spacing w:before="100" w:after="100"/>
-              <w:ind w:left="100" w:right="100"/>
-              <w:jc w:val="center"/>
-              <w:rPr>
-                <w:rFonts w:ascii="Arial" w:eastAsia="Arial" w:hAnsi="Arial" w:cs="Arial"/>
-                <w:color w:val="000000"/>
-              </w:rPr>
-            </w:pPr>
-            <w:r>
-              <w:rPr>
-                <w:rFonts w:ascii="Arial" w:eastAsia="Arial" w:hAnsi="Arial" w:cs="Arial"/>
-                <w:color w:val="000000"/>
-                <w:sz w:val="22"/>
-              </w:rPr>
-              <w:t>2,766</w:t>
-            </w:r>
-          </w:p>
-        </w:tc>
-        <w:tc>
-          <w:tcPr>
-            <w:tcW w:w="1728" w:type="dxa"/>
-            <w:tcBorders>
-              <w:top w:val="single" w:sz="6" w:space="0" w:color="666666"/>
-              <w:left w:val="none" w:sz="0" w:space="0" w:color="000000"/>
-              <w:bottom w:val="single" w:sz="6" w:space="0" w:color="666666"/>
-              <w:right w:val="none" w:sz="0" w:space="0" w:color="000000"/>
-            </w:tcBorders>
-            <w:shd w:val="clear" w:color="auto" w:fill="FFFFFF"/>
-            <w:tcMar>
-              <w:top w:w="0" w:type="dxa"/>
-              <w:left w:w="0" w:type="dxa"/>
-              <w:bottom w:w="0" w:type="dxa"/>
-              <w:right w:w="0" w:type="dxa"/>
-            </w:tcMar>
-            <w:vAlign w:val="center"/>
-          </w:tcPr>
-          <w:p>
-            <w:pPr>
-              <w:pBdr>
-                <w:top w:val="none" w:sz="0" w:space="0" w:color="000000"/>
-                <w:left w:val="none" w:sz="0" w:space="0" w:color="000000"/>
-                <w:bottom w:val="none" w:sz="0" w:space="0" w:color="000000"/>
-                <w:right w:val="none" w:sz="0" w:space="0" w:color="000000"/>
-              </w:pBdr>
-              <w:spacing w:before="100" w:after="100"/>
-              <w:ind w:left="100" w:right="100"/>
-              <w:jc w:val="center"/>
-              <w:rPr>
-                <w:rFonts w:ascii="Arial" w:eastAsia="Arial" w:hAnsi="Arial" w:cs="Arial"/>
-                <w:color w:val="000000"/>
-              </w:rPr>
-            </w:pPr>
-            <w:r>
-              <w:rPr>
-                <w:rFonts w:ascii="Arial" w:eastAsia="Arial" w:hAnsi="Arial" w:cs="Arial"/>
-                <w:color w:val="000000"/>
-                <w:sz w:val="22"/>
-              </w:rPr>
-              <w:t>22,414</w:t>
-            </w:r>
-          </w:p>
-        </w:tc>
-        <w:tc>
-          <w:tcPr>
-            <w:tcW w:w="2880" w:type="dxa"/>
-            <w:tcBorders>
-              <w:top w:val="single" w:sz="6" w:space="0" w:color="666666"/>
-              <w:left w:val="none" w:sz="0" w:space="0" w:color="000000"/>
-              <w:bottom w:val="single" w:sz="6" w:space="0" w:color="666666"/>
-              <w:right w:val="none" w:sz="0" w:space="0" w:color="000000"/>
-            </w:tcBorders>
-            <w:shd w:val="clear" w:color="auto" w:fill="FFFFFF"/>
-            <w:tcMar>
-              <w:top w:w="0" w:type="dxa"/>
-              <w:left w:w="0" w:type="dxa"/>
-              <w:bottom w:w="0" w:type="dxa"/>
-              <w:right w:w="0" w:type="dxa"/>
-            </w:tcMar>
-            <w:vAlign w:val="center"/>
-          </w:tcPr>
-          <w:p>
-            <w:pPr>
-              <w:pBdr>
-                <w:top w:val="none" w:sz="0" w:space="0" w:color="000000"/>
-                <w:left w:val="none" w:sz="0" w:space="0" w:color="000000"/>
-                <w:bottom w:val="none" w:sz="0" w:space="0" w:color="000000"/>
-                <w:right w:val="none" w:sz="0" w:space="0" w:color="000000"/>
-              </w:pBdr>
-              <w:spacing w:before="100" w:after="100"/>
-              <w:ind w:left="100" w:right="100"/>
-              <w:jc w:val="center"/>
-              <w:rPr>
-                <w:rFonts w:ascii="Arial" w:eastAsia="Arial" w:hAnsi="Arial" w:cs="Arial"/>
-                <w:color w:val="000000"/>
-              </w:rPr>
-            </w:pPr>
-            <w:r>
-              <w:rPr>
-                <w:rFonts w:ascii="Arial" w:eastAsia="Arial" w:hAnsi="Arial" w:cs="Arial"/>
-                <w:color w:val="000000"/>
-                <w:sz w:val="22"/>
-              </w:rPr>
-              <w:t>12.3</w:t>
-            </w:r>
-          </w:p>
-        </w:tc>
-      </w:tr>
-      <w:tr>
-        <w:trPr>
-          <w:cantSplit/>
-          <w:jc w:val="center"/>
-        </w:trPr>
-        <w:tc>
-          <w:tcPr>
-            <w:tcW w:w="2160" w:type="dxa"/>
-            <w:tcBorders>
-              <w:top w:val="single" w:sz="6" w:space="0" w:color="666666"/>
-              <w:left w:val="none" w:sz="0" w:space="0" w:color="000000"/>
-              <w:bottom w:val="single" w:sz="12" w:space="0" w:color="666666"/>
-              <w:right w:val="none" w:sz="0" w:space="0" w:color="000000"/>
-            </w:tcBorders>
-            <w:shd w:val="clear" w:color="auto" w:fill="FFFFFF"/>
-            <w:tcMar>
-              <w:top w:w="0" w:type="dxa"/>
-              <w:left w:w="0" w:type="dxa"/>
-              <w:bottom w:w="0" w:type="dxa"/>
-              <w:right w:w="0" w:type="dxa"/>
-            </w:tcMar>
-            <w:vAlign w:val="center"/>
-          </w:tcPr>
-          <w:p>
-            <w:pPr>
-              <w:pBdr>
-                <w:top w:val="none" w:sz="0" w:space="0" w:color="000000"/>
-                <w:left w:val="none" w:sz="0" w:space="0" w:color="000000"/>
-                <w:bottom w:val="none" w:sz="0" w:space="0" w:color="000000"/>
-                <w:right w:val="none" w:sz="0" w:space="0" w:color="000000"/>
-              </w:pBdr>
-              <w:spacing w:before="100" w:after="100"/>
-              <w:ind w:left="100" w:right="100"/>
-              <w:jc w:val="center"/>
-              <w:rPr>
-                <w:rFonts w:ascii="Arial" w:eastAsia="Arial" w:hAnsi="Arial" w:cs="Arial"/>
-                <w:b/>
-                <w:color w:val="000000"/>
-              </w:rPr>
-            </w:pPr>
-            <w:r>
-              <w:rPr>
-                <w:rFonts w:ascii="Arial" w:eastAsia="Arial" w:hAnsi="Arial" w:cs="Arial"/>
-                <w:b/>
-                <w:color w:val="000000"/>
-                <w:sz w:val="22"/>
-              </w:rPr>
-              <w:t>2024</w:t>
-            </w:r>
-          </w:p>
-        </w:tc>
-        <w:tc>
-          <w:tcPr>
-            <w:tcW w:w="1728" w:type="dxa"/>
-            <w:tcBorders>
-              <w:top w:val="single" w:sz="6" w:space="0" w:color="666666"/>
-              <w:left w:val="none" w:sz="0" w:space="0" w:color="000000"/>
-              <w:bottom w:val="single" w:sz="12" w:space="0" w:color="666666"/>
-              <w:right w:val="none" w:sz="0" w:space="0" w:color="000000"/>
-            </w:tcBorders>
-            <w:shd w:val="clear" w:color="auto" w:fill="FFFFFF"/>
-            <w:tcMar>
-              <w:top w:w="0" w:type="dxa"/>
-              <w:left w:w="0" w:type="dxa"/>
-              <w:bottom w:w="0" w:type="dxa"/>
-              <w:right w:w="0" w:type="dxa"/>
-            </w:tcMar>
-            <w:vAlign w:val="center"/>
-          </w:tcPr>
-          <w:p>
-            <w:pPr>
-              <w:pBdr>
-                <w:top w:val="none" w:sz="0" w:space="0" w:color="000000"/>
-                <w:left w:val="none" w:sz="0" w:space="0" w:color="000000"/>
-                <w:bottom w:val="none" w:sz="0" w:space="0" w:color="000000"/>
-                <w:right w:val="none" w:sz="0" w:space="0" w:color="000000"/>
-              </w:pBdr>
-              <w:spacing w:before="100" w:after="100"/>
-              <w:ind w:left="100" w:right="100"/>
-              <w:jc w:val="center"/>
-              <w:rPr>
-                <w:rFonts w:ascii="Arial" w:eastAsia="Arial" w:hAnsi="Arial" w:cs="Arial"/>
-                <w:color w:val="000000"/>
-              </w:rPr>
-            </w:pPr>
-            <w:r>
-              <w:rPr>
-                <w:rFonts w:ascii="Arial" w:eastAsia="Arial" w:hAnsi="Arial" w:cs="Arial"/>
-                <w:color w:val="000000"/>
-                <w:sz w:val="22"/>
-              </w:rPr>
-              <w:t>2,644</w:t>
-            </w:r>
-          </w:p>
-        </w:tc>
-        <w:tc>
-          <w:tcPr>
-            <w:tcW w:w="1728" w:type="dxa"/>
-            <w:tcBorders>
-              <w:top w:val="single" w:sz="6" w:space="0" w:color="666666"/>
-              <w:left w:val="none" w:sz="0" w:space="0" w:color="000000"/>
-              <w:bottom w:val="single" w:sz="12" w:space="0" w:color="666666"/>
-              <w:right w:val="none" w:sz="0" w:space="0" w:color="000000"/>
-            </w:tcBorders>
-            <w:shd w:val="clear" w:color="auto" w:fill="FFFFFF"/>
-            <w:tcMar>
-              <w:top w:w="0" w:type="dxa"/>
-              <w:left w:w="0" w:type="dxa"/>
-              <w:bottom w:w="0" w:type="dxa"/>
-              <w:right w:w="0" w:type="dxa"/>
-            </w:tcMar>
-            <w:vAlign w:val="center"/>
-          </w:tcPr>
-          <w:p>
-            <w:pPr>
-              <w:pBdr>
-                <w:top w:val="none" w:sz="0" w:space="0" w:color="000000"/>
-                <w:left w:val="none" w:sz="0" w:space="0" w:color="000000"/>
-                <w:bottom w:val="none" w:sz="0" w:space="0" w:color="000000"/>
-                <w:right w:val="none" w:sz="0" w:space="0" w:color="000000"/>
-              </w:pBdr>
-              <w:spacing w:before="100" w:after="100"/>
-              <w:ind w:left="100" w:right="100"/>
-              <w:jc w:val="center"/>
-              <w:rPr>
-                <w:rFonts w:ascii="Arial" w:eastAsia="Arial" w:hAnsi="Arial" w:cs="Arial"/>
-                <w:color w:val="000000"/>
-              </w:rPr>
-            </w:pPr>
-            <w:r>
-              <w:rPr>
-                <w:rFonts w:ascii="Arial" w:eastAsia="Arial" w:hAnsi="Arial" w:cs="Arial"/>
-                <w:color w:val="000000"/>
-                <w:sz w:val="22"/>
-              </w:rPr>
-              <w:t>22,627</w:t>
-            </w:r>
-          </w:p>
-        </w:tc>
-        <w:tc>
-          <w:tcPr>
-            <w:tcW w:w="2880" w:type="dxa"/>
-            <w:tcBorders>
-              <w:top w:val="single" w:sz="6" w:space="0" w:color="666666"/>
-              <w:left w:val="none" w:sz="0" w:space="0" w:color="000000"/>
-              <w:bottom w:val="single" w:sz="12" w:space="0" w:color="666666"/>
-              <w:right w:val="none" w:sz="0" w:space="0" w:color="000000"/>
-            </w:tcBorders>
-            <w:shd w:val="clear" w:color="auto" w:fill="FFFFFF"/>
-            <w:tcMar>
-              <w:top w:w="0" w:type="dxa"/>
-              <w:left w:w="0" w:type="dxa"/>
-              <w:bottom w:w="0" w:type="dxa"/>
-              <w:right w:w="0" w:type="dxa"/>
-            </w:tcMar>
-            <w:vAlign w:val="center"/>
-          </w:tcPr>
-          <w:p>
-            <w:pPr>
-              <w:pBdr>
-                <w:top w:val="none" w:sz="0" w:space="0" w:color="000000"/>
-                <w:left w:val="none" w:sz="0" w:space="0" w:color="000000"/>
-                <w:bottom w:val="none" w:sz="0" w:space="0" w:color="000000"/>
-                <w:right w:val="none" w:sz="0" w:space="0" w:color="000000"/>
-              </w:pBdr>
-              <w:spacing w:before="100" w:after="100"/>
-              <w:ind w:left="100" w:right="100"/>
-              <w:jc w:val="center"/>
-              <w:rPr>
-                <w:rFonts w:ascii="Arial" w:eastAsia="Arial" w:hAnsi="Arial" w:cs="Arial"/>
-                <w:color w:val="000000"/>
-              </w:rPr>
-            </w:pPr>
-            <w:r>
-              <w:rPr>
-                <w:rFonts w:ascii="Arial" w:eastAsia="Arial" w:hAnsi="Arial" w:cs="Arial"/>
-                <w:color w:val="000000"/>
-                <w:sz w:val="22"/>
-              </w:rPr>
-              <w:t>11.7</w:t>
-            </w:r>
-          </w:p>
-        </w:tc>
-      </w:tr>
-    </w:tbl>
-    <w:p>
-      <w:pPr>
-        <w:pStyle w:val="Heading2"/>
-      </w:pPr>
-      <w:bookmarkStart w:id="2" w:name="X07b7a8758f91b0fd4200736f948075f211e0319"/>
-      <w:bookmarkEnd w:id="1"/>
-      <w:r>
-        <w:t>The preterm birth rate increased during 2020 to 2024</w:t>
-      </w:r>
-    </w:p>
-    <w:p>
-      <w:r>
-        <w:t>The preterm birth rate was 11.7 preterm births per 100 live births in 2024, up from 11.5 preterm births per 100 live births in 2020.</w:t>
-      </w:r>
-    </w:p>
-    <w:p>
-      <w:r>
-        <w:t>The 5-year preterm birth rate for 2020-2024 was preterm births per 100 live births.</w:t>
-      </w:r>
-    </w:p>
-    <w:p>
-      <w:r>
+        <w:t>Head</w:t>
+      </w:r>
+      <w:r>
+        <w:t>ing 2 (##)</w:t>
+      </w:r>
+    </w:p>
+    <w:bookmarkEnd w:id="1"/>
+    <w:p>
+      <w:pPr>
         <w:rPr>
-          <w:noProof/>
+          <w:rStyle w:val="Hyperlink"/>
         </w:rPr>
-        <w:drawing>
-          <wp:inline distT="0" distB="0" distL="0" distR="0" wp14:anchorId="0F7BD1E6" wp14:editId="1C301DBA">
-            <wp:extent cx="5943600" cy="4245428"/>
-            <wp:effectExtent l="0" t="0" r="0" b="0"/>
-            <wp:docPr id="20" name="Picture"/>
-            <wp:cNvGraphicFramePr/>
-            <a:graphic xmlns:a="http://schemas.openxmlformats.org/drawingml/2006/main">
-              <a:graphicData uri="http://schemas.openxmlformats.org/drawingml/2006/picture">
-                <pic:pic xmlns:pic="http://schemas.openxmlformats.org/drawingml/2006/picture">
-                  <pic:nvPicPr>
-                    <pic:cNvPr id="21" name="Picture" descr="report_files/report_files/figure-docx/unnamed-chunk-3-1.png"/>
-                    <pic:cNvPicPr>
-                      <a:picLocks noChangeAspect="1" noChangeArrowheads="1"/>
-                    </pic:cNvPicPr>
-                  </pic:nvPicPr>
-                  <pic:blipFill>
-                    <a:blip r:embed="rId7"/>
-                    <a:stretch>
-                      <a:fillRect/>
-                    </a:stretch>
-                  </pic:blipFill>
-                  <pic:spPr bwMode="auto">
-                    <a:xfrm>
-                      <a:off x="0" y="0"/>
-                      <a:ext cx="5943600" cy="4245428"/>
-                    </a:xfrm>
-                    <a:prstGeom prst="rect">
-                      <a:avLst/>
-                    </a:prstGeom>
-                    <a:noFill/>
-                    <a:ln w="9525">
-                      <a:noFill/>
-                      <a:headEnd/>
-                      <a:tailEnd/>
-                    </a:ln>
-                  </pic:spPr>
-                </pic:pic>
-              </a:graphicData>
-            </a:graphic>
-          </wp:inline>
-        </w:drawing>
-      </w:r>
-    </w:p>
-    <w:p>
-      <w:pPr>
-        <w:pStyle w:val="Heading2"/>
-      </w:pPr>
-      <w:bookmarkStart w:id="3" w:name="X0dc0b35b63e7fc10cf5cc63d6676e3d22b622ce"/>
-      <w:bookmarkEnd w:id="2"/>
-      <w:r>
-        <w:t>Preterm birth rates varied by maternal age and maternal race and ethnicity</w:t>
-      </w:r>
-    </w:p>
-    <w:p>
-      <w:r>
-        <w:t>Mothers ages Under 15 Years had the highest preterm birth rate during 2020-2024 (25 per 100 live births), while mothers ages 25-34 Years had the lowest preterm birth rate during 2020-2024 (11.4 per 100 live births).</w:t>
-      </w:r>
-    </w:p>
-    <w:p>
-      <w:r>
-        <w:t xml:space="preserve">Mothers reported to be of Non-Hispanic Native Hawaiian and Other Pacific Islander race and ethnicity had the highest preterm birth rate during 2020-2024 (13 per 100 live births), while </w:t>
-      </w:r>
-      <w:r>
-        <w:lastRenderedPageBreak/>
-        <w:t>mothers reported to be of Non-Hispanic American Indian and Alaska Native race and ethnicity had the lowest preterm birth rate during 2020-2024 (7.3 per 100 live births).</w:t>
-      </w:r>
-    </w:p>
-    <w:p>
+      </w:pPr>
+      <w:r>
+        <w:t xml:space="preserve">The </w:t>
+      </w:r>
       <w:r>
         <w:rPr>
-          <w:noProof/>
+          <w:rStyle w:val="Hyperlink"/>
         </w:rPr>
-        <w:drawing>
-          <wp:inline distT="0" distB="0" distL="0" distR="0" wp14:anchorId="7CF132BF" wp14:editId="4C34C2D8">
-            <wp:extent cx="5943600" cy="5943600"/>
-            <wp:effectExtent l="0" t="0" r="0" b="0"/>
-            <wp:docPr id="24" name="Picture"/>
-            <wp:cNvGraphicFramePr/>
-            <a:graphic xmlns:a="http://schemas.openxmlformats.org/drawingml/2006/main">
-              <a:graphicData uri="http://schemas.openxmlformats.org/drawingml/2006/picture">
-                <pic:pic xmlns:pic="http://schemas.openxmlformats.org/drawingml/2006/picture">
-                  <pic:nvPicPr>
-                    <pic:cNvPr id="25" name="Picture" descr="report_files/report_files/figure-docx/unnamed-chunk-6-1.png"/>
-                    <pic:cNvPicPr>
-                      <a:picLocks noChangeAspect="1" noChangeArrowheads="1"/>
-                    </pic:cNvPicPr>
-                  </pic:nvPicPr>
-                  <pic:blipFill>
-                    <a:blip r:embed="rId8"/>
-                    <a:stretch>
-                      <a:fillRect/>
-                    </a:stretch>
-                  </pic:blipFill>
-                  <pic:spPr bwMode="auto">
-                    <a:xfrm>
-                      <a:off x="0" y="0"/>
-                      <a:ext cx="5943600" cy="5943600"/>
-                    </a:xfrm>
-                    <a:prstGeom prst="rect">
-                      <a:avLst/>
-                    </a:prstGeom>
-                    <a:noFill/>
-                    <a:ln w="9525">
-                      <a:noFill/>
-                      <a:headEnd/>
-                      <a:tailEnd/>
-                    </a:ln>
-                  </pic:spPr>
-                </pic:pic>
-              </a:graphicData>
-            </a:graphic>
-          </wp:inline>
-        </w:drawing>
-      </w:r>
-    </w:p>
-    <w:p>
-      <w:pPr>
-        <w:pStyle w:val="Heading2"/>
-      </w:pPr>
-      <w:bookmarkStart w:id="4" w:name="Xea7fa76ede0f4f47ab6af49642c8ffd4f2ce9ef"/>
-      <w:bookmarkEnd w:id="3"/>
-      <w:r>
-        <w:t>Preterm birth rates were highest for mothers with any diabetes and any hypertension history</w:t>
-      </w:r>
-    </w:p>
-    <w:p>
-      <w:r>
-        <w:t>The preterm birth rate was higher for mothers with any diabetes and any hypertension, with a rate 1.6 and 2.7 times the rate for no diabetes and no hypertension, respectively.</w:t>
-      </w:r>
-    </w:p>
-    <w:p>
-      <w:r>
-        <w:rPr>
-          <w:noProof/>
-        </w:rPr>
-        <w:lastRenderedPageBreak/>
-        <w:drawing>
-          <wp:inline distT="0" distB="0" distL="0" distR="0" wp14:anchorId="1F23C33E" wp14:editId="3A05F525">
-            <wp:extent cx="5943600" cy="4245428"/>
-            <wp:effectExtent l="0" t="0" r="0" b="0"/>
-            <wp:docPr id="28" name="Picture"/>
-            <wp:cNvGraphicFramePr/>
-            <a:graphic xmlns:a="http://schemas.openxmlformats.org/drawingml/2006/main">
-              <a:graphicData uri="http://schemas.openxmlformats.org/drawingml/2006/picture">
-                <pic:pic xmlns:pic="http://schemas.openxmlformats.org/drawingml/2006/picture">
-                  <pic:nvPicPr>
-                    <pic:cNvPr id="29" name="Picture" descr="report_files/report_files/figure-docx/unnamed-chunk-8-1.png"/>
-                    <pic:cNvPicPr>
-                      <a:picLocks noChangeAspect="1" noChangeArrowheads="1"/>
-                    </pic:cNvPicPr>
-                  </pic:nvPicPr>
-                  <pic:blipFill>
-                    <a:blip r:embed="rId9"/>
-                    <a:stretch>
-                      <a:fillRect/>
-                    </a:stretch>
-                  </pic:blipFill>
-                  <pic:spPr bwMode="auto">
-                    <a:xfrm>
-                      <a:off x="0" y="0"/>
-                      <a:ext cx="5943600" cy="4245428"/>
-                    </a:xfrm>
-                    <a:prstGeom prst="rect">
-                      <a:avLst/>
-                    </a:prstGeom>
-                    <a:noFill/>
-                    <a:ln w="9525">
-                      <a:noFill/>
-                      <a:headEnd/>
-                      <a:tailEnd/>
-                    </a:ln>
-                  </pic:spPr>
-                </pic:pic>
-              </a:graphicData>
-            </a:graphic>
-          </wp:inline>
-        </w:drawing>
-      </w:r>
-    </w:p>
-    <w:p>
-      <w:pPr>
-        <w:pStyle w:val="Heading2"/>
-      </w:pPr>
-      <w:bookmarkStart w:id="5" w:name="recommendations"/>
-      <w:bookmarkEnd w:id="4"/>
-      <w:r>
-        <w:t>Recommendations</w:t>
-      </w:r>
-    </w:p>
-    <w:p>
-      <w:r>
-        <w:t>**try making a figure with icons to insert?</w:t>
-      </w:r>
-    </w:p>
-    <w:p>
-      <w:pPr>
-        <w:pStyle w:val="Heading2"/>
-      </w:pPr>
-      <w:bookmarkStart w:id="6" w:name="data-source-and-methods"/>
-      <w:bookmarkEnd w:id="5"/>
-      <w:r>
-        <w:t>Data Source and Methods</w:t>
-      </w:r>
-    </w:p>
-    <w:p>
-      <w:r>
-        <w:t xml:space="preserve">Data for the analysis was downloaded from the </w:t>
-      </w:r>
-      <w:hyperlink r:id="rId10">
-        <w:r>
-          <w:rPr>
-            <w:rStyle w:val="Hyperlink"/>
-          </w:rPr>
-          <w:t>CDC NCHS publicly available vital statistics birth data files</w:t>
-        </w:r>
-      </w:hyperlink>
-      <w:r>
-        <w:t xml:space="preserve"> for US Territories during 2020-2024. Consult the </w:t>
-      </w:r>
-      <w:r>
-        <w:rPr>
-          <w:i/>
-          <w:iCs/>
-        </w:rPr>
-        <w:t>User’s Guide</w:t>
-      </w:r>
-      <w:r>
-        <w:t xml:space="preserve"> files for more details on the data source.</w:t>
-      </w:r>
-    </w:p>
-    <w:p>
-      <w:r>
-        <w:t>Preterm birth rates per calculated as the number of preterm births per 100 live births. Births were excluded if there was no information available on gestational age, based on the variable OEGest_R3.</w:t>
-      </w:r>
-    </w:p>
-    <w:p>
-      <w:r>
-        <w:t>Age was categorized in 10-year age groups based on the MAGER variable. Any diabetes and any hypertension were categorized based on having reported either pre-pregnancy or gestational diabetes and hypertension, respectively.</w:t>
-      </w:r>
-    </w:p>
-    <w:p>
-      <w:r>
-        <w:t xml:space="preserve">Additional details on the preparation of data for this report can be viewed in documentation available on our </w:t>
-      </w:r>
-      <w:hyperlink r:id="rId11">
-        <w:r>
-          <w:rPr>
-            <w:rStyle w:val="Hyperlink"/>
-          </w:rPr>
-          <w:t>GitHub page</w:t>
-        </w:r>
-      </w:hyperlink>
-      <w:r>
-        <w:t>.</w:t>
-      </w:r>
-      <w:bookmarkEnd w:id="6"/>
+        <w:t>hyperlink style</w:t>
+      </w:r>
+      <w:r>
+        <w:t xml:space="preserve"> can be edited by clicking the down arrow in the styles toolbar above, selecting “Apply Styles”, selecting style name “Hyperlink”, and clicking “Modify”.</w:t>
+      </w:r>
     </w:p>
     <w:sectPr>
-      <w:footerReference w:type="default" r:id="rId12"/>
+      <w:footerReference w:type="default" r:id="rId7"/>
       <w:pgSz w:w="12240" w:h="15840"/>
       <w:pgMar w:top="1440" w:right="1440" w:bottom="1440" w:left="1440" w:header="708" w:footer="708" w:gutter="0"/>
       <w:cols w:space="720"/>
@@ -1729,7 +231,7 @@
 </file>
 
 <file path=word/endnotes.xml><?xml version="1.0" encoding="utf-8"?>
-<w:endnotes xmlns:wpc="http://schemas.microsoft.com/office/word/2010/wordprocessingCanvas" xmlns:cx="http://schemas.microsoft.com/office/drawing/2014/chartex" xmlns:cx1="http://schemas.microsoft.com/office/drawing/2015/9/8/chartex" xmlns:cx2="http://schemas.microsoft.com/office/drawing/2015/10/21/chartex" xmlns:cx3="http://schemas.microsoft.com/office/drawing/2016/5/9/chartex" xmlns:cx4="http://schemas.microsoft.com/office/drawing/2016/5/10/chartex" xmlns:cx5="http://schemas.microsoft.com/office/drawing/2016/5/11/chartex" xmlns:cx6="http://schemas.microsoft.com/office/drawing/2016/5/12/chartex" xmlns:cx7="http://schemas.microsoft.com/office/drawing/2016/5/13/chartex" xmlns:cx8="http://schemas.microsoft.com/office/drawing/2016/5/14/chartex" xmlns:mc="http://schemas.openxmlformats.org/markup-compatibility/2006" xmlns:aink="http://schemas.microsoft.com/office/drawing/2016/ink" xmlns:am3d="http://schemas.microsoft.com/office/drawing/2017/model3d" xmlns:o="urn:schemas-microsoft-com:office:office" xmlns:oel="http://schemas.microsoft.com/office/2019/extlst" xmlns:r="http://schemas.openxmlformats.org/officeDocument/2006/relationships" xmlns:m="http://schemas.openxmlformats.org/officeDocument/2006/math" xmlns:v="urn:schemas-microsoft-com:vml" xmlns:wp14="http://schemas.microsoft.com/office/word/2010/wordprocessingDrawing" xmlns:wp="http://schemas.openxmlformats.org/drawingml/2006/wordprocessingDrawing" xmlns:w10="urn:schemas-microsoft-com:office:word" xmlns:w="http://schemas.openxmlformats.org/wordprocessingml/2006/main" xmlns:w14="http://schemas.microsoft.com/office/word/2010/wordml" xmlns:w15="http://schemas.microsoft.com/office/word/2012/wordml" xmlns:w16cex="http://schemas.microsoft.com/office/word/2018/wordml/cex" xmlns:w16cid="http://schemas.microsoft.com/office/word/2016/wordml/cid" xmlns:w16="http://schemas.microsoft.com/office/word/2018/wordml" xmlns:w16du="http://schemas.microsoft.com/office/word/2023/wordml/word16du" xmlns:w16sdtdh="http://schemas.microsoft.com/office/word/2020/wordml/sdtdatahash" xmlns:w16sdtfl="http://schemas.microsoft.com/office/word/2024/wordml/sdtformatlock" xmlns:w16se="http://schemas.microsoft.com/office/word/2015/wordml/symex" xmlns:wpg="http://schemas.microsoft.com/office/word/2010/wordprocessingGroup" xmlns:wpi="http://schemas.microsoft.com/office/word/2010/wordprocessingInk" xmlns:wne="http://schemas.microsoft.com/office/word/2006/wordml" xmlns:wps="http://schemas.microsoft.com/office/word/2010/wordprocessingShape" mc:Ignorable="w14 w15 w16se w16cid w16 w16cex w16sdtdh w16sdtfl w16du wp14">
+<w:endnotes xmlns:wpc="http://schemas.microsoft.com/office/word/2010/wordprocessingCanvas" xmlns:cx="http://schemas.microsoft.com/office/drawing/2014/chartex" xmlns:cx1="http://schemas.microsoft.com/office/drawing/2015/9/8/chartex" xmlns:cx2="http://schemas.microsoft.com/office/drawing/2015/10/21/chartex" xmlns:cx3="http://schemas.microsoft.com/office/drawing/2016/5/9/chartex" xmlns:cx4="http://schemas.microsoft.com/office/drawing/2016/5/10/chartex" xmlns:cx5="http://schemas.microsoft.com/office/drawing/2016/5/11/chartex" xmlns:cx6="http://schemas.microsoft.com/office/drawing/2016/5/12/chartex" xmlns:cx7="http://schemas.microsoft.com/office/drawing/2016/5/13/chartex" xmlns:cx8="http://schemas.microsoft.com/office/drawing/2016/5/14/chartex" xmlns:mc="http://schemas.openxmlformats.org/markup-compatibility/2006" xmlns:aink="http://schemas.microsoft.com/office/drawing/2016/ink" xmlns:am3d="http://schemas.microsoft.com/office/drawing/2017/model3d" xmlns:o="urn:schemas-microsoft-com:office:office" xmlns:oel="http://schemas.microsoft.com/office/2019/extlst" xmlns:r="http://schemas.openxmlformats.org/officeDocument/2006/relationships" xmlns:m="http://schemas.openxmlformats.org/officeDocument/2006/math" xmlns:v="urn:schemas-microsoft-com:vml" xmlns:wp14="http://schemas.microsoft.com/office/word/2010/wordprocessingDrawing" xmlns:wp="http://schemas.openxmlformats.org/drawingml/2006/wordprocessingDrawing" xmlns:w10="urn:schemas-microsoft-com:office:word" xmlns:w="http://schemas.openxmlformats.org/wordprocessingml/2006/main" xmlns:w14="http://schemas.microsoft.com/office/word/2010/wordml" xmlns:w15="http://schemas.microsoft.com/office/word/2012/wordml" xmlns:w16cei="http://schemas.microsoft.com/office/word/2026/wordml/cei" xmlns:w16cex="http://schemas.microsoft.com/office/word/2018/wordml/cex" xmlns:w16cid="http://schemas.microsoft.com/office/word/2016/wordml/cid" xmlns:w16="http://schemas.microsoft.com/office/word/2018/wordml" xmlns:w16du="http://schemas.microsoft.com/office/word/2023/wordml/word16du" xmlns:w16sdtdh="http://schemas.microsoft.com/office/word/2020/wordml/sdtdatahash" xmlns:w16sdtfl="http://schemas.microsoft.com/office/word/2024/wordml/sdtformatlock" xmlns:w16se="http://schemas.microsoft.com/office/word/2015/wordml/symex" xmlns:wpg="http://schemas.microsoft.com/office/word/2010/wordprocessingGroup" xmlns:wpi="http://schemas.microsoft.com/office/word/2010/wordprocessingInk" xmlns:wne="http://schemas.microsoft.com/office/word/2006/wordml" xmlns:wps="http://schemas.microsoft.com/office/word/2010/wordprocessingShape" mc:Ignorable="w14 w15 w16se w16cid w16 w16cex w16sdtdh w16sdtfl w16du wp14">
   <w:endnote w:type="separator" w:id="-1">
     <w:p>
       <w:pPr>
@@ -1754,7 +256,7 @@
 </file>
 
 <file path=word/footer1.xml><?xml version="1.0" encoding="utf-8"?>
-<w:ftr xmlns:wpc="http://schemas.microsoft.com/office/word/2010/wordprocessingCanvas" xmlns:cx="http://schemas.microsoft.com/office/drawing/2014/chartex" xmlns:cx1="http://schemas.microsoft.com/office/drawing/2015/9/8/chartex" xmlns:cx2="http://schemas.microsoft.com/office/drawing/2015/10/21/chartex" xmlns:cx3="http://schemas.microsoft.com/office/drawing/2016/5/9/chartex" xmlns:cx4="http://schemas.microsoft.com/office/drawing/2016/5/10/chartex" xmlns:cx5="http://schemas.microsoft.com/office/drawing/2016/5/11/chartex" xmlns:cx6="http://schemas.microsoft.com/office/drawing/2016/5/12/chartex" xmlns:cx7="http://schemas.microsoft.com/office/drawing/2016/5/13/chartex" xmlns:cx8="http://schemas.microsoft.com/office/drawing/2016/5/14/chartex" xmlns:mc="http://schemas.openxmlformats.org/markup-compatibility/2006" xmlns:aink="http://schemas.microsoft.com/office/drawing/2016/ink" xmlns:am3d="http://schemas.microsoft.com/office/drawing/2017/model3d" xmlns:o="urn:schemas-microsoft-com:office:office" xmlns:oel="http://schemas.microsoft.com/office/2019/extlst" xmlns:r="http://schemas.openxmlformats.org/officeDocument/2006/relationships" xmlns:m="http://schemas.openxmlformats.org/officeDocument/2006/math" xmlns:v="urn:schemas-microsoft-com:vml" xmlns:wp14="http://schemas.microsoft.com/office/word/2010/wordprocessingDrawing" xmlns:wp="http://schemas.openxmlformats.org/drawingml/2006/wordprocessingDrawing" xmlns:w10="urn:schemas-microsoft-com:office:word" xmlns:w="http://schemas.openxmlformats.org/wordprocessingml/2006/main" xmlns:w14="http://schemas.microsoft.com/office/word/2010/wordml" xmlns:w15="http://schemas.microsoft.com/office/word/2012/wordml" xmlns:w16cex="http://schemas.microsoft.com/office/word/2018/wordml/cex" xmlns:w16cid="http://schemas.microsoft.com/office/word/2016/wordml/cid" xmlns:w16="http://schemas.microsoft.com/office/word/2018/wordml" xmlns:w16du="http://schemas.microsoft.com/office/word/2023/wordml/word16du" xmlns:w16sdtdh="http://schemas.microsoft.com/office/word/2020/wordml/sdtdatahash" xmlns:w16sdtfl="http://schemas.microsoft.com/office/word/2024/wordml/sdtformatlock" xmlns:w16se="http://schemas.microsoft.com/office/word/2015/wordml/symex" xmlns:wpg="http://schemas.microsoft.com/office/word/2010/wordprocessingGroup" xmlns:wpi="http://schemas.microsoft.com/office/word/2010/wordprocessingInk" xmlns:wne="http://schemas.microsoft.com/office/word/2006/wordml" xmlns:wps="http://schemas.microsoft.com/office/word/2010/wordprocessingShape" mc:Ignorable="w14 w15 w16se w16cid w16 w16cex w16sdtdh w16sdtfl w16du wp14">
+<w:ftr xmlns:wpc="http://schemas.microsoft.com/office/word/2010/wordprocessingCanvas" xmlns:cx="http://schemas.microsoft.com/office/drawing/2014/chartex" xmlns:cx1="http://schemas.microsoft.com/office/drawing/2015/9/8/chartex" xmlns:cx2="http://schemas.microsoft.com/office/drawing/2015/10/21/chartex" xmlns:cx3="http://schemas.microsoft.com/office/drawing/2016/5/9/chartex" xmlns:cx4="http://schemas.microsoft.com/office/drawing/2016/5/10/chartex" xmlns:cx5="http://schemas.microsoft.com/office/drawing/2016/5/11/chartex" xmlns:cx6="http://schemas.microsoft.com/office/drawing/2016/5/12/chartex" xmlns:cx7="http://schemas.microsoft.com/office/drawing/2016/5/13/chartex" xmlns:cx8="http://schemas.microsoft.com/office/drawing/2016/5/14/chartex" xmlns:mc="http://schemas.openxmlformats.org/markup-compatibility/2006" xmlns:aink="http://schemas.microsoft.com/office/drawing/2016/ink" xmlns:am3d="http://schemas.microsoft.com/office/drawing/2017/model3d" xmlns:o="urn:schemas-microsoft-com:office:office" xmlns:oel="http://schemas.microsoft.com/office/2019/extlst" xmlns:r="http://schemas.openxmlformats.org/officeDocument/2006/relationships" xmlns:m="http://schemas.openxmlformats.org/officeDocument/2006/math" xmlns:v="urn:schemas-microsoft-com:vml" xmlns:wp14="http://schemas.microsoft.com/office/word/2010/wordprocessingDrawing" xmlns:wp="http://schemas.openxmlformats.org/drawingml/2006/wordprocessingDrawing" xmlns:w10="urn:schemas-microsoft-com:office:word" xmlns:w="http://schemas.openxmlformats.org/wordprocessingml/2006/main" xmlns:w14="http://schemas.microsoft.com/office/word/2010/wordml" xmlns:w15="http://schemas.microsoft.com/office/word/2012/wordml" xmlns:w16cei="http://schemas.microsoft.com/office/word/2026/wordml/cei" xmlns:w16cex="http://schemas.microsoft.com/office/word/2018/wordml/cex" xmlns:w16cid="http://schemas.microsoft.com/office/word/2016/wordml/cid" xmlns:w16="http://schemas.microsoft.com/office/word/2018/wordml" xmlns:w16du="http://schemas.microsoft.com/office/word/2023/wordml/word16du" xmlns:w16sdtdh="http://schemas.microsoft.com/office/word/2020/wordml/sdtdatahash" xmlns:w16sdtfl="http://schemas.microsoft.com/office/word/2024/wordml/sdtformatlock" xmlns:w16se="http://schemas.microsoft.com/office/word/2015/wordml/symex" xmlns:wpg="http://schemas.microsoft.com/office/word/2010/wordprocessingGroup" xmlns:wpi="http://schemas.microsoft.com/office/word/2010/wordprocessingInk" xmlns:wne="http://schemas.microsoft.com/office/word/2006/wordml" xmlns:wps="http://schemas.microsoft.com/office/word/2010/wordprocessingShape" mc:Ignorable="w14 w15 w16se w16cid w16 w16cex w16sdtdh w16sdtfl w16du wp14">
   <w:p>
     <w:pPr>
       <w:jc w:val="center"/>
@@ -1854,7 +356,7 @@
 </file>
 
 <file path=word/footnotes.xml><?xml version="1.0" encoding="utf-8"?>
-<w:footnotes xmlns:wpc="http://schemas.microsoft.com/office/word/2010/wordprocessingCanvas" xmlns:cx="http://schemas.microsoft.com/office/drawing/2014/chartex" xmlns:cx1="http://schemas.microsoft.com/office/drawing/2015/9/8/chartex" xmlns:cx2="http://schemas.microsoft.com/office/drawing/2015/10/21/chartex" xmlns:cx3="http://schemas.microsoft.com/office/drawing/2016/5/9/chartex" xmlns:cx4="http://schemas.microsoft.com/office/drawing/2016/5/10/chartex" xmlns:cx5="http://schemas.microsoft.com/office/drawing/2016/5/11/chartex" xmlns:cx6="http://schemas.microsoft.com/office/drawing/2016/5/12/chartex" xmlns:cx7="http://schemas.microsoft.com/office/drawing/2016/5/13/chartex" xmlns:cx8="http://schemas.microsoft.com/office/drawing/2016/5/14/chartex" xmlns:mc="http://schemas.openxmlformats.org/markup-compatibility/2006" xmlns:aink="http://schemas.microsoft.com/office/drawing/2016/ink" xmlns:am3d="http://schemas.microsoft.com/office/drawing/2017/model3d" xmlns:o="urn:schemas-microsoft-com:office:office" xmlns:oel="http://schemas.microsoft.com/office/2019/extlst" xmlns:r="http://schemas.openxmlformats.org/officeDocument/2006/relationships" xmlns:m="http://schemas.openxmlformats.org/officeDocument/2006/math" xmlns:v="urn:schemas-microsoft-com:vml" xmlns:wp14="http://schemas.microsoft.com/office/word/2010/wordprocessingDrawing" xmlns:wp="http://schemas.openxmlformats.org/drawingml/2006/wordprocessingDrawing" xmlns:w10="urn:schemas-microsoft-com:office:word" xmlns:w="http://schemas.openxmlformats.org/wordprocessingml/2006/main" xmlns:w14="http://schemas.microsoft.com/office/word/2010/wordml" xmlns:w15="http://schemas.microsoft.com/office/word/2012/wordml" xmlns:w16cex="http://schemas.microsoft.com/office/word/2018/wordml/cex" xmlns:w16cid="http://schemas.microsoft.com/office/word/2016/wordml/cid" xmlns:w16="http://schemas.microsoft.com/office/word/2018/wordml" xmlns:w16du="http://schemas.microsoft.com/office/word/2023/wordml/word16du" xmlns:w16sdtdh="http://schemas.microsoft.com/office/word/2020/wordml/sdtdatahash" xmlns:w16sdtfl="http://schemas.microsoft.com/office/word/2024/wordml/sdtformatlock" xmlns:w16se="http://schemas.microsoft.com/office/word/2015/wordml/symex" xmlns:wpg="http://schemas.microsoft.com/office/word/2010/wordprocessingGroup" xmlns:wpi="http://schemas.microsoft.com/office/word/2010/wordprocessingInk" xmlns:wne="http://schemas.microsoft.com/office/word/2006/wordml" xmlns:wps="http://schemas.microsoft.com/office/word/2010/wordprocessingShape" mc:Ignorable="w14 w15 w16se w16cid w16 w16cex w16sdtdh w16sdtfl w16du wp14">
+<w:footnotes xmlns:wpc="http://schemas.microsoft.com/office/word/2010/wordprocessingCanvas" xmlns:cx="http://schemas.microsoft.com/office/drawing/2014/chartex" xmlns:cx1="http://schemas.microsoft.com/office/drawing/2015/9/8/chartex" xmlns:cx2="http://schemas.microsoft.com/office/drawing/2015/10/21/chartex" xmlns:cx3="http://schemas.microsoft.com/office/drawing/2016/5/9/chartex" xmlns:cx4="http://schemas.microsoft.com/office/drawing/2016/5/10/chartex" xmlns:cx5="http://schemas.microsoft.com/office/drawing/2016/5/11/chartex" xmlns:cx6="http://schemas.microsoft.com/office/drawing/2016/5/12/chartex" xmlns:cx7="http://schemas.microsoft.com/office/drawing/2016/5/13/chartex" xmlns:cx8="http://schemas.microsoft.com/office/drawing/2016/5/14/chartex" xmlns:mc="http://schemas.openxmlformats.org/markup-compatibility/2006" xmlns:aink="http://schemas.microsoft.com/office/drawing/2016/ink" xmlns:am3d="http://schemas.microsoft.com/office/drawing/2017/model3d" xmlns:o="urn:schemas-microsoft-com:office:office" xmlns:oel="http://schemas.microsoft.com/office/2019/extlst" xmlns:r="http://schemas.openxmlformats.org/officeDocument/2006/relationships" xmlns:m="http://schemas.openxmlformats.org/officeDocument/2006/math" xmlns:v="urn:schemas-microsoft-com:vml" xmlns:wp14="http://schemas.microsoft.com/office/word/2010/wordprocessingDrawing" xmlns:wp="http://schemas.openxmlformats.org/drawingml/2006/wordprocessingDrawing" xmlns:w10="urn:schemas-microsoft-com:office:word" xmlns:w="http://schemas.openxmlformats.org/wordprocessingml/2006/main" xmlns:w14="http://schemas.microsoft.com/office/word/2010/wordml" xmlns:w15="http://schemas.microsoft.com/office/word/2012/wordml" xmlns:w16cei="http://schemas.microsoft.com/office/word/2026/wordml/cei" xmlns:w16cex="http://schemas.microsoft.com/office/word/2018/wordml/cex" xmlns:w16cid="http://schemas.microsoft.com/office/word/2016/wordml/cid" xmlns:w16="http://schemas.microsoft.com/office/word/2018/wordml" xmlns:w16du="http://schemas.microsoft.com/office/word/2023/wordml/word16du" xmlns:w16sdtdh="http://schemas.microsoft.com/office/word/2020/wordml/sdtdatahash" xmlns:w16sdtfl="http://schemas.microsoft.com/office/word/2024/wordml/sdtformatlock" xmlns:w16se="http://schemas.microsoft.com/office/word/2015/wordml/symex" xmlns:wpg="http://schemas.microsoft.com/office/word/2010/wordprocessingGroup" xmlns:wpi="http://schemas.microsoft.com/office/word/2010/wordprocessingInk" xmlns:wne="http://schemas.microsoft.com/office/word/2006/wordml" xmlns:wps="http://schemas.microsoft.com/office/word/2010/wordprocessingShape" mc:Ignorable="w14 w15 w16se w16cid w16 w16cex w16sdtdh w16sdtfl w16du wp14">
   <w:footnote w:type="separator" w:id="-1">
     <w:p>
       <w:pPr>
@@ -1879,7 +381,7 @@
 </file>
 
 <file path=word/numbering.xml><?xml version="1.0" encoding="utf-8"?>
-<w:numbering xmlns:wpc="http://schemas.microsoft.com/office/word/2010/wordprocessingCanvas" xmlns:cx="http://schemas.microsoft.com/office/drawing/2014/chartex" xmlns:cx1="http://schemas.microsoft.com/office/drawing/2015/9/8/chartex" xmlns:cx2="http://schemas.microsoft.com/office/drawing/2015/10/21/chartex" xmlns:cx3="http://schemas.microsoft.com/office/drawing/2016/5/9/chartex" xmlns:cx4="http://schemas.microsoft.com/office/drawing/2016/5/10/chartex" xmlns:cx5="http://schemas.microsoft.com/office/drawing/2016/5/11/chartex" xmlns:cx6="http://schemas.microsoft.com/office/drawing/2016/5/12/chartex" xmlns:cx7="http://schemas.microsoft.com/office/drawing/2016/5/13/chartex" xmlns:cx8="http://schemas.microsoft.com/office/drawing/2016/5/14/chartex" xmlns:mc="http://schemas.openxmlformats.org/markup-compatibility/2006" xmlns:aink="http://schemas.microsoft.com/office/drawing/2016/ink" xmlns:am3d="http://schemas.microsoft.com/office/drawing/2017/model3d" xmlns:o="urn:schemas-microsoft-com:office:office" xmlns:oel="http://schemas.microsoft.com/office/2019/extlst" xmlns:r="http://schemas.openxmlformats.org/officeDocument/2006/relationships" xmlns:m="http://schemas.openxmlformats.org/officeDocument/2006/math" xmlns:v="urn:schemas-microsoft-com:vml" xmlns:wp14="http://schemas.microsoft.com/office/word/2010/wordprocessingDrawing" xmlns:wp="http://schemas.openxmlformats.org/drawingml/2006/wordprocessingDrawing" xmlns:w10="urn:schemas-microsoft-com:office:word" xmlns:w="http://schemas.openxmlformats.org/wordprocessingml/2006/main" xmlns:w14="http://schemas.microsoft.com/office/word/2010/wordml" xmlns:w15="http://schemas.microsoft.com/office/word/2012/wordml" xmlns:w16cex="http://schemas.microsoft.com/office/word/2018/wordml/cex" xmlns:w16cid="http://schemas.microsoft.com/office/word/2016/wordml/cid" xmlns:w16="http://schemas.microsoft.com/office/word/2018/wordml" xmlns:w16du="http://schemas.microsoft.com/office/word/2023/wordml/word16du" xmlns:w16sdtdh="http://schemas.microsoft.com/office/word/2020/wordml/sdtdatahash" xmlns:w16sdtfl="http://schemas.microsoft.com/office/word/2024/wordml/sdtformatlock" xmlns:w16se="http://schemas.microsoft.com/office/word/2015/wordml/symex" xmlns:wpg="http://schemas.microsoft.com/office/word/2010/wordprocessingGroup" xmlns:wpi="http://schemas.microsoft.com/office/word/2010/wordprocessingInk" xmlns:wne="http://schemas.microsoft.com/office/word/2006/wordml" xmlns:wps="http://schemas.microsoft.com/office/word/2010/wordprocessingShape" mc:Ignorable="w14 w15 w16se w16cid w16 w16cex w16sdtdh w16sdtfl w16du wp14">
+<w:numbering xmlns:wpc="http://schemas.microsoft.com/office/word/2010/wordprocessingCanvas" xmlns:cx="http://schemas.microsoft.com/office/drawing/2014/chartex" xmlns:cx1="http://schemas.microsoft.com/office/drawing/2015/9/8/chartex" xmlns:cx2="http://schemas.microsoft.com/office/drawing/2015/10/21/chartex" xmlns:cx3="http://schemas.microsoft.com/office/drawing/2016/5/9/chartex" xmlns:cx4="http://schemas.microsoft.com/office/drawing/2016/5/10/chartex" xmlns:cx5="http://schemas.microsoft.com/office/drawing/2016/5/11/chartex" xmlns:cx6="http://schemas.microsoft.com/office/drawing/2016/5/12/chartex" xmlns:cx7="http://schemas.microsoft.com/office/drawing/2016/5/13/chartex" xmlns:cx8="http://schemas.microsoft.com/office/drawing/2016/5/14/chartex" xmlns:mc="http://schemas.openxmlformats.org/markup-compatibility/2006" xmlns:aink="http://schemas.microsoft.com/office/drawing/2016/ink" xmlns:am3d="http://schemas.microsoft.com/office/drawing/2017/model3d" xmlns:o="urn:schemas-microsoft-com:office:office" xmlns:oel="http://schemas.microsoft.com/office/2019/extlst" xmlns:r="http://schemas.openxmlformats.org/officeDocument/2006/relationships" xmlns:m="http://schemas.openxmlformats.org/officeDocument/2006/math" xmlns:v="urn:schemas-microsoft-com:vml" xmlns:wp14="http://schemas.microsoft.com/office/word/2010/wordprocessingDrawing" xmlns:wp="http://schemas.openxmlformats.org/drawingml/2006/wordprocessingDrawing" xmlns:w10="urn:schemas-microsoft-com:office:word" xmlns:w="http://schemas.openxmlformats.org/wordprocessingml/2006/main" xmlns:w14="http://schemas.microsoft.com/office/word/2010/wordml" xmlns:w15="http://schemas.microsoft.com/office/word/2012/wordml" xmlns:w16cei="http://schemas.microsoft.com/office/word/2026/wordml/cei" xmlns:w16cex="http://schemas.microsoft.com/office/word/2018/wordml/cex" xmlns:w16cid="http://schemas.microsoft.com/office/word/2016/wordml/cid" xmlns:w16="http://schemas.microsoft.com/office/word/2018/wordml" xmlns:w16du="http://schemas.microsoft.com/office/word/2023/wordml/word16du" xmlns:w16sdtdh="http://schemas.microsoft.com/office/word/2020/wordml/sdtdatahash" xmlns:w16sdtfl="http://schemas.microsoft.com/office/word/2024/wordml/sdtformatlock" xmlns:w16se="http://schemas.microsoft.com/office/word/2015/wordml/symex" xmlns:wpg="http://schemas.microsoft.com/office/word/2010/wordprocessingGroup" xmlns:wpi="http://schemas.microsoft.com/office/word/2010/wordprocessingInk" xmlns:wne="http://schemas.microsoft.com/office/word/2006/wordml" xmlns:wps="http://schemas.microsoft.com/office/word/2010/wordprocessingShape" mc:Ignorable="w14 w15 w16se w16cid w16 w16cex w16sdtdh w16sdtfl w16du wp14">
   <w:abstractNum w:abstractNumId="0" w15:restartNumberingAfterBreak="0">
     <w:nsid w:val="0000A990"/>
     <w:multiLevelType w:val="multilevel"/>
@@ -2844,7 +1346,6 @@
   <w:style w:type="character" w:default="1" w:styleId="DefaultParagraphFont">
     <w:name w:val="Default Paragraph Font"/>
     <w:uiPriority w:val="1"/>
-    <w:semiHidden/>
     <w:unhideWhenUsed/>
   </w:style>
   <w:style w:type="table" w:default="1" w:styleId="TableNormal">
@@ -3325,7 +1826,7 @@
     <w:link w:val="SubtitleChar"/>
     <w:uiPriority w:val="11"/>
     <w:qFormat/>
-    <w:rsid w:val="00CF6643"/>
+    <w:rsid w:val="00D94336"/>
     <w:pPr>
       <w:numPr>
         <w:ilvl w:val="1"/>
@@ -3343,11 +1844,20 @@
     <w:basedOn w:val="DefaultParagraphFont"/>
     <w:link w:val="Subtitle"/>
     <w:uiPriority w:val="11"/>
-    <w:rsid w:val="00CF6643"/>
+    <w:rsid w:val="00D94336"/>
     <w:rPr>
       <w:rFonts w:eastAsiaTheme="minorEastAsia" w:cstheme="minorBidi"/>
       <w:b/>
       <w:color w:val="5A5A5A" w:themeColor="text1" w:themeTint="A5"/>
+      <w:sz w:val="24"/>
+    </w:rPr>
+  </w:style>
+  <w:style w:type="paragraph" w:styleId="NoSpacing">
+    <w:name w:val="No Spacing"/>
+    <w:uiPriority w:val="1"/>
+    <w:qFormat/>
+    <w:rsid w:val="00712DB7"/>
+    <w:rPr>
       <w:sz w:val="24"/>
     </w:rPr>
   </w:style>
